--- a/file/report/DAPC_PlantillaInformeTecnico.docx
+++ b/file/report/DAPC_PlantillaInformeTecnico.docx
@@ -847,10 +847,7 @@
         <w:t>Actividad</w:t>
       </w:r>
       <w:r>
-        <w:t xml:space="preserve"> o pregunta</w:t>
-      </w:r>
-      <w:r>
-        <w:t xml:space="preserve"> </w:t>
+        <w:t xml:space="preserve"> o pregunta </w:t>
       </w:r>
       <w:r>
         <w:t>…</w:t>
@@ -901,10 +898,7 @@
         <w:t>d</w:t>
       </w:r>
       <w:r>
-        <w:t xml:space="preserve"> o pregunta</w:t>
-      </w:r>
-      <w:r>
-        <w:t xml:space="preserve"> </w:t>
+        <w:t xml:space="preserve"> o pregunta </w:t>
       </w:r>
       <w:r>
         <w:t>…</w:t>
@@ -1317,6 +1311,8 @@
           <w:tcW w:w="995" w:type="pct"/>
           <w:vAlign w:val="center"/>
         </w:tcPr>
+        <w:bookmarkStart w:id="3" w:name="_Hlk534720586"/>
+        <w:bookmarkStart w:id="4" w:name="_Hlk534720587"/>
         <w:p>
           <w:pPr>
             <w:jc w:val="left"/>
@@ -1326,8 +1322,64 @@
               <w:lang w:val="es-CO"/>
             </w:rPr>
           </w:pPr>
-          <w:bookmarkStart w:id="3" w:name="_Hlk534720586"/>
-          <w:bookmarkStart w:id="4" w:name="_Hlk534720587"/>
+          <w:r>
+            <w:rPr>
+              <w:sz w:val="12"/>
+              <w:szCs w:val="12"/>
+              <w:lang w:val="es-CO"/>
+            </w:rPr>
+            <w:fldChar w:fldCharType="begin"/>
+          </w:r>
+          <w:r>
+            <w:rPr>
+              <w:sz w:val="12"/>
+              <w:szCs w:val="12"/>
+              <w:lang w:val="es-CO"/>
+            </w:rPr>
+            <w:instrText>HYPERLINK "</w:instrText>
+          </w:r>
+          <w:r>
+            <w:rPr>
+              <w:sz w:val="12"/>
+              <w:szCs w:val="12"/>
+              <w:lang w:val="es-CO"/>
+            </w:rPr>
+            <w:instrText>https://github.com/rcfdtools/R.DAPC</w:instrText>
+          </w:r>
+          <w:r>
+            <w:rPr>
+              <w:sz w:val="12"/>
+              <w:szCs w:val="12"/>
+              <w:lang w:val="es-CO"/>
+            </w:rPr>
+            <w:instrText>"</w:instrText>
+          </w:r>
+          <w:r>
+            <w:rPr>
+              <w:sz w:val="12"/>
+              <w:szCs w:val="12"/>
+              <w:lang w:val="es-CO"/>
+            </w:rPr>
+            <w:fldChar w:fldCharType="separate"/>
+          </w:r>
+          <w:r>
+            <w:rPr>
+              <w:rStyle w:val="Hyperlink"/>
+              <w:noProof w:val="0"/>
+              <w:sz w:val="12"/>
+              <w:szCs w:val="12"/>
+              <w:lang w:val="es-CO"/>
+            </w:rPr>
+            <w:t>https://github.com/rcfdtools/R.DAPC</w:t>
+          </w:r>
+          <w:r>
+            <w:rPr>
+              <w:sz w:val="12"/>
+              <w:szCs w:val="12"/>
+              <w:lang w:val="es-CO"/>
+            </w:rPr>
+            <w:fldChar w:fldCharType="end"/>
+          </w:r>
         </w:p>
       </w:tc>
       <w:tc>
@@ -1366,7 +1418,15 @@
               <w:szCs w:val="12"/>
               <w:lang w:val="es-CO"/>
             </w:rPr>
-            <w:t>Dibujo asistido por computador - DAPC</w:t>
+            <w:t xml:space="preserve">CURSO: </w:t>
+          </w:r>
+          <w:r>
+            <w:rPr>
+              <w:sz w:val="12"/>
+              <w:szCs w:val="12"/>
+              <w:lang w:val="es-CO"/>
+            </w:rPr>
+            <w:t xml:space="preserve">Dibujo asistido por computador </w:t>
           </w:r>
         </w:p>
       </w:tc>
@@ -1461,7 +1521,15 @@
               <w:szCs w:val="12"/>
               <w:lang w:val="es-CO"/>
             </w:rPr>
-            <w:t>60226</w:t>
+            <w:t>6</w:t>
+          </w:r>
+          <w:r>
+            <w:rPr>
+              <w:sz w:val="12"/>
+              <w:szCs w:val="12"/>
+              <w:lang w:val="es-CO"/>
+            </w:rPr>
+            <w:t>0322</w:t>
           </w:r>
         </w:p>
       </w:tc>

--- a/file/report/DAPC_PlantillaInformeTecnico.docx
+++ b/file/report/DAPC_PlantillaInformeTecnico.docx
@@ -224,8 +224,6 @@
     <w:p>
       <w:pPr>
         <w:rPr>
-          <w:b/>
-          <w:bCs/>
           <w:color w:val="C00000"/>
           <w:sz w:val="16"/>
           <w:szCs w:val="16"/>
@@ -239,61 +237,33 @@
           <w:sz w:val="16"/>
           <w:szCs w:val="16"/>
         </w:rPr>
-        <w:t>Atención: </w:t>
-      </w:r>
-    </w:p>
-    <w:p>
-      <w:pPr>
-        <w:pStyle w:val="ListParagraph"/>
-        <w:numPr>
-          <w:ilvl w:val="0"/>
-          <w:numId w:val="12"/>
-        </w:numPr>
+        <w:t>Informe técnico</w:t>
+      </w:r>
+      <w:r>
         <w:rPr>
           <w:color w:val="C00000"/>
           <w:sz w:val="16"/>
           <w:szCs w:val="16"/>
         </w:rPr>
-      </w:pPr>
+        <w:t>:</w:t>
+      </w:r>
       <w:r>
         <w:rPr>
           <w:color w:val="C00000"/>
           <w:sz w:val="16"/>
           <w:szCs w:val="16"/>
         </w:rPr>
-        <w:t>Acorde con el parágrafo del Artículo 38 del reglamento estudiantil de pregrado, </w:t>
+        <w:t xml:space="preserve"> solo será válido si en cada una de las capturas de pantalla se observa su código de alumno </w:t>
       </w:r>
       <w:r>
         <w:rPr>
-          <w:i/>
-          <w:iCs/>
+          <w:rFonts w:eastAsia="Calibri"/>
           <w:color w:val="C00000"/>
           <w:sz w:val="16"/>
           <w:szCs w:val="16"/>
+          <w:lang w:val="es-CO" w:eastAsia="en-US"/>
         </w:rPr>
-        <w:t xml:space="preserve">La asistencia a talleres y laboratorios es de carácter obligatorio. La inasistencia a estas actividades se califica con </w:t>
-      </w:r>
-      <w:proofErr w:type="gramStart"/>
-      <w:r>
-        <w:rPr>
-          <w:i/>
-          <w:iCs/>
-          <w:color w:val="C00000"/>
-          <w:sz w:val="16"/>
-          <w:szCs w:val="16"/>
-        </w:rPr>
-        <w:t>cero coma</w:t>
-      </w:r>
-      <w:proofErr w:type="gramEnd"/>
-      <w:r>
-        <w:rPr>
-          <w:i/>
-          <w:iCs/>
-          <w:color w:val="C00000"/>
-          <w:sz w:val="16"/>
-          <w:szCs w:val="16"/>
-        </w:rPr>
-        <w:t xml:space="preserve"> cero (0,0)</w:t>
+        <w:t>en el título o nombre de archivo</w:t>
       </w:r>
       <w:r>
         <w:rPr>
@@ -301,45 +271,7 @@
           <w:sz w:val="16"/>
           <w:szCs w:val="16"/>
         </w:rPr>
-        <w:t>. Por lo cual, solo se calificará cada quiz si asistió al taller realizado en clase.</w:t>
-      </w:r>
-    </w:p>
-    <w:p>
-      <w:pPr>
-        <w:pStyle w:val="ListParagraph"/>
-        <w:numPr>
-          <w:ilvl w:val="0"/>
-          <w:numId w:val="12"/>
-        </w:numPr>
-        <w:rPr>
-          <w:color w:val="C00000"/>
-          <w:sz w:val="16"/>
-          <w:szCs w:val="16"/>
-        </w:rPr>
-      </w:pPr>
-      <w:r>
-        <w:rPr>
-          <w:color w:val="C00000"/>
-          <w:sz w:val="16"/>
-          <w:szCs w:val="16"/>
-        </w:rPr>
-        <w:t>El informe técnico solo será válido si en cada una de las capturas de pantalla se observa su código de alumno en el nombre de archivo de dibujo CAD, en el nombre del mapa GIS o en el nombre del proyecto BIM</w:t>
-      </w:r>
-      <w:r>
-        <w:rPr>
-          <w:color w:val="C00000"/>
-          <w:sz w:val="16"/>
-          <w:szCs w:val="16"/>
-        </w:rPr>
-        <w:t xml:space="preserve">. </w:t>
-      </w:r>
-      <w:r>
-        <w:rPr>
-          <w:color w:val="C00000"/>
-          <w:sz w:val="16"/>
-          <w:szCs w:val="16"/>
-        </w:rPr>
-        <w:t xml:space="preserve">Para las capturas de pantalla puede utilizar la </w:t>
+        <w:t xml:space="preserve">. Para las capturas de pantalla puede utilizar la </w:t>
       </w:r>
       <w:r>
         <w:rPr>
@@ -463,23 +395,7 @@
           <w:sz w:val="16"/>
           <w:szCs w:val="16"/>
         </w:rPr>
-        <w:t xml:space="preserve"> Bar</w:t>
-      </w:r>
-      <w:r>
-        <w:rPr>
-          <w:color w:val="C00000"/>
-          <w:sz w:val="16"/>
-          <w:szCs w:val="16"/>
-        </w:rPr>
-        <w:t>,</w:t>
-      </w:r>
-      <w:r>
-        <w:rPr>
-          <w:color w:val="C00000"/>
-          <w:sz w:val="16"/>
-          <w:szCs w:val="16"/>
-        </w:rPr>
-        <w:t xml:space="preserve"> o las teclas </w:t>
+        <w:t xml:space="preserve"> Bar, o las teclas </w:t>
       </w:r>
       <w:r>
         <w:rPr>
@@ -499,47 +415,7 @@
           <w:sz w:val="16"/>
           <w:szCs w:val="16"/>
         </w:rPr>
-        <w:t xml:space="preserve"> para capturas instantáneas</w:t>
-      </w:r>
-      <w:r>
-        <w:rPr>
-          <w:color w:val="C00000"/>
-          <w:sz w:val="16"/>
-          <w:szCs w:val="16"/>
-        </w:rPr>
-        <w:t>.</w:t>
-      </w:r>
-      <w:r>
-        <w:rPr>
-          <w:color w:val="C00000"/>
-          <w:sz w:val="16"/>
-          <w:szCs w:val="16"/>
-        </w:rPr>
-        <w:t xml:space="preserve"> </w:t>
-      </w:r>
-      <w:r>
-        <w:rPr>
-          <w:color w:val="C00000"/>
-          <w:sz w:val="16"/>
-          <w:szCs w:val="16"/>
-        </w:rPr>
-        <w:t xml:space="preserve">Una vez finalizada la elaboración del informe técnico, este debe </w:t>
-      </w:r>
-      <w:r>
-        <w:rPr>
-          <w:color w:val="C00000"/>
-          <w:sz w:val="16"/>
-          <w:szCs w:val="16"/>
-        </w:rPr>
-        <w:t xml:space="preserve">ser </w:t>
-      </w:r>
-      <w:r>
-        <w:rPr>
-          <w:color w:val="C00000"/>
-          <w:sz w:val="16"/>
-          <w:szCs w:val="16"/>
-        </w:rPr>
-        <w:t>convertido a formato Adobe Acrobat .</w:t>
+        <w:t xml:space="preserve"> para capturas instantáneas. Una vez finalizada la elaboración del informe técnico, este debe ser convertido a formato Adobe Acrobat .</w:t>
       </w:r>
       <w:proofErr w:type="spellStart"/>
       <w:r>
@@ -920,9 +796,12 @@
     <w:p/>
     <w:p/>
     <w:sectPr>
-      <w:headerReference w:type="default" r:id="rId8"/>
-      <w:footerReference w:type="even" r:id="rId9"/>
-      <w:footerReference w:type="default" r:id="rId10"/>
+      <w:headerReference w:type="even" r:id="rId8"/>
+      <w:headerReference w:type="default" r:id="rId9"/>
+      <w:footerReference w:type="even" r:id="rId10"/>
+      <w:footerReference w:type="default" r:id="rId11"/>
+      <w:headerReference w:type="first" r:id="rId12"/>
+      <w:footerReference w:type="first" r:id="rId13"/>
       <w:pgSz w:w="12240" w:h="15840" w:code="1"/>
       <w:pgMar w:top="851" w:right="1134" w:bottom="851" w:left="1134" w:header="425" w:footer="425" w:gutter="0"/>
       <w:cols w:space="720"/>
@@ -1251,6 +1130,16 @@
 </w:ftr>
 </file>
 
+<file path=word/footer3.xml><?xml version="1.0" encoding="utf-8"?>
+<w:ftr xmlns:wpc="http://schemas.microsoft.com/office/word/2010/wordprocessingCanvas" xmlns:cx="http://schemas.microsoft.com/office/drawing/2014/chartex" xmlns:cx1="http://schemas.microsoft.com/office/drawing/2015/9/8/chartex" xmlns:cx2="http://schemas.microsoft.com/office/drawing/2015/10/21/chartex" xmlns:cx3="http://schemas.microsoft.com/office/drawing/2016/5/9/chartex" xmlns:cx4="http://schemas.microsoft.com/office/drawing/2016/5/10/chartex" xmlns:cx5="http://schemas.microsoft.com/office/drawing/2016/5/11/chartex" xmlns:cx6="http://schemas.microsoft.com/office/drawing/2016/5/12/chartex" xmlns:cx7="http://schemas.microsoft.com/office/drawing/2016/5/13/chartex" xmlns:cx8="http://schemas.microsoft.com/office/drawing/2016/5/14/chartex" xmlns:mc="http://schemas.openxmlformats.org/markup-compatibility/2006" xmlns:aink="http://schemas.microsoft.com/office/drawing/2016/ink" xmlns:am3d="http://schemas.microsoft.com/office/drawing/2017/model3d" xmlns:o="urn:schemas-microsoft-com:office:office" xmlns:oel="http://schemas.microsoft.com/office/2019/extlst" xmlns:r="http://schemas.openxmlformats.org/officeDocument/2006/relationships" xmlns:m="http://schemas.openxmlformats.org/officeDocument/2006/math" xmlns:v="urn:schemas-microsoft-com:vml" xmlns:wp14="http://schemas.microsoft.com/office/word/2010/wordprocessingDrawing" xmlns:wp="http://schemas.openxmlformats.org/drawingml/2006/wordprocessingDrawing" xmlns:w10="urn:schemas-microsoft-com:office:word" xmlns:w="http://schemas.openxmlformats.org/wordprocessingml/2006/main" xmlns:w14="http://schemas.microsoft.com/office/word/2010/wordml" xmlns:w15="http://schemas.microsoft.com/office/word/2012/wordml" xmlns:w16cex="http://schemas.microsoft.com/office/word/2018/wordml/cex" xmlns:w16cid="http://schemas.microsoft.com/office/word/2016/wordml/cid" xmlns:w16="http://schemas.microsoft.com/office/word/2018/wordml" xmlns:w16du="http://schemas.microsoft.com/office/word/2023/wordml/word16du" xmlns:w16sdtdh="http://schemas.microsoft.com/office/word/2020/wordml/sdtdatahash" xmlns:w16sdtfl="http://schemas.microsoft.com/office/word/2024/wordml/sdtformatlock" xmlns:w16se="http://schemas.microsoft.com/office/word/2015/wordml/symex" xmlns:wpg="http://schemas.microsoft.com/office/word/2010/wordprocessingGroup" xmlns:wpi="http://schemas.microsoft.com/office/word/2010/wordprocessingInk" xmlns:wne="http://schemas.microsoft.com/office/word/2006/wordml" xmlns:wps="http://schemas.microsoft.com/office/word/2010/wordprocessingShape" mc:Ignorable="w14 w15 w16se w16cid w16 w16cex w16sdtdh w16sdtfl w16du wp14">
+  <w:p>
+    <w:pPr>
+      <w:pStyle w:val="Footer"/>
+    </w:pPr>
+  </w:p>
+</w:ftr>
+</file>
+
 <file path=word/footnotes.xml><?xml version="1.0" encoding="utf-8"?>
 <w:footnotes xmlns:wpc="http://schemas.microsoft.com/office/word/2010/wordprocessingCanvas" xmlns:cx="http://schemas.microsoft.com/office/drawing/2014/chartex" xmlns:cx1="http://schemas.microsoft.com/office/drawing/2015/9/8/chartex" xmlns:cx2="http://schemas.microsoft.com/office/drawing/2015/10/21/chartex" xmlns:cx3="http://schemas.microsoft.com/office/drawing/2016/5/9/chartex" xmlns:cx4="http://schemas.microsoft.com/office/drawing/2016/5/10/chartex" xmlns:cx5="http://schemas.microsoft.com/office/drawing/2016/5/11/chartex" xmlns:cx6="http://schemas.microsoft.com/office/drawing/2016/5/12/chartex" xmlns:cx7="http://schemas.microsoft.com/office/drawing/2016/5/13/chartex" xmlns:cx8="http://schemas.microsoft.com/office/drawing/2016/5/14/chartex" xmlns:mc="http://schemas.openxmlformats.org/markup-compatibility/2006" xmlns:aink="http://schemas.microsoft.com/office/drawing/2016/ink" xmlns:am3d="http://schemas.microsoft.com/office/drawing/2017/model3d" xmlns:o="urn:schemas-microsoft-com:office:office" xmlns:oel="http://schemas.microsoft.com/office/2019/extlst" xmlns:r="http://schemas.openxmlformats.org/officeDocument/2006/relationships" xmlns:m="http://schemas.openxmlformats.org/officeDocument/2006/math" xmlns:v="urn:schemas-microsoft-com:vml" xmlns:wp14="http://schemas.microsoft.com/office/word/2010/wordprocessingDrawing" xmlns:wp="http://schemas.openxmlformats.org/drawingml/2006/wordprocessingDrawing" xmlns:w10="urn:schemas-microsoft-com:office:word" xmlns:w="http://schemas.openxmlformats.org/wordprocessingml/2006/main" xmlns:w14="http://schemas.microsoft.com/office/word/2010/wordml" xmlns:w15="http://schemas.microsoft.com/office/word/2012/wordml" xmlns:w16cex="http://schemas.microsoft.com/office/word/2018/wordml/cex" xmlns:w16cid="http://schemas.microsoft.com/office/word/2016/wordml/cid" xmlns:w16="http://schemas.microsoft.com/office/word/2018/wordml" xmlns:w16du="http://schemas.microsoft.com/office/word/2023/wordml/word16du" xmlns:w16sdtdh="http://schemas.microsoft.com/office/word/2020/wordml/sdtdatahash" xmlns:w16sdtfl="http://schemas.microsoft.com/office/word/2024/wordml/sdtformatlock" xmlns:w16se="http://schemas.microsoft.com/office/word/2015/wordml/symex" xmlns:wpg="http://schemas.microsoft.com/office/word/2010/wordprocessingGroup" xmlns:wpi="http://schemas.microsoft.com/office/word/2010/wordprocessingInk" xmlns:wne="http://schemas.microsoft.com/office/word/2006/wordml" xmlns:wps="http://schemas.microsoft.com/office/word/2010/wordprocessingShape" mc:Ignorable="w14 w15 w16se w16cid w16 w16cex w16sdtdh w16sdtfl w16du wp14">
   <w:footnote w:type="separator" w:id="-1">
@@ -1277,6 +1166,16 @@
 </file>
 
 <file path=word/header1.xml><?xml version="1.0" encoding="utf-8"?>
+<w:hdr xmlns:wpc="http://schemas.microsoft.com/office/word/2010/wordprocessingCanvas" xmlns:cx="http://schemas.microsoft.com/office/drawing/2014/chartex" xmlns:cx1="http://schemas.microsoft.com/office/drawing/2015/9/8/chartex" xmlns:cx2="http://schemas.microsoft.com/office/drawing/2015/10/21/chartex" xmlns:cx3="http://schemas.microsoft.com/office/drawing/2016/5/9/chartex" xmlns:cx4="http://schemas.microsoft.com/office/drawing/2016/5/10/chartex" xmlns:cx5="http://schemas.microsoft.com/office/drawing/2016/5/11/chartex" xmlns:cx6="http://schemas.microsoft.com/office/drawing/2016/5/12/chartex" xmlns:cx7="http://schemas.microsoft.com/office/drawing/2016/5/13/chartex" xmlns:cx8="http://schemas.microsoft.com/office/drawing/2016/5/14/chartex" xmlns:mc="http://schemas.openxmlformats.org/markup-compatibility/2006" xmlns:aink="http://schemas.microsoft.com/office/drawing/2016/ink" xmlns:am3d="http://schemas.microsoft.com/office/drawing/2017/model3d" xmlns:o="urn:schemas-microsoft-com:office:office" xmlns:oel="http://schemas.microsoft.com/office/2019/extlst" xmlns:r="http://schemas.openxmlformats.org/officeDocument/2006/relationships" xmlns:m="http://schemas.openxmlformats.org/officeDocument/2006/math" xmlns:v="urn:schemas-microsoft-com:vml" xmlns:wp14="http://schemas.microsoft.com/office/word/2010/wordprocessingDrawing" xmlns:wp="http://schemas.openxmlformats.org/drawingml/2006/wordprocessingDrawing" xmlns:w10="urn:schemas-microsoft-com:office:word" xmlns:w="http://schemas.openxmlformats.org/wordprocessingml/2006/main" xmlns:w14="http://schemas.microsoft.com/office/word/2010/wordml" xmlns:w15="http://schemas.microsoft.com/office/word/2012/wordml" xmlns:w16cex="http://schemas.microsoft.com/office/word/2018/wordml/cex" xmlns:w16cid="http://schemas.microsoft.com/office/word/2016/wordml/cid" xmlns:w16="http://schemas.microsoft.com/office/word/2018/wordml" xmlns:w16du="http://schemas.microsoft.com/office/word/2023/wordml/word16du" xmlns:w16sdtdh="http://schemas.microsoft.com/office/word/2020/wordml/sdtdatahash" xmlns:w16sdtfl="http://schemas.microsoft.com/office/word/2024/wordml/sdtformatlock" xmlns:w16se="http://schemas.microsoft.com/office/word/2015/wordml/symex" xmlns:wpg="http://schemas.microsoft.com/office/word/2010/wordprocessingGroup" xmlns:wpi="http://schemas.microsoft.com/office/word/2010/wordprocessingInk" xmlns:wne="http://schemas.microsoft.com/office/word/2006/wordml" xmlns:wps="http://schemas.microsoft.com/office/word/2010/wordprocessingShape" mc:Ignorable="w14 w15 w16se w16cid w16 w16cex w16sdtdh w16sdtfl w16du wp14">
+  <w:p>
+    <w:pPr>
+      <w:pStyle w:val="Header"/>
+    </w:pPr>
+  </w:p>
+</w:hdr>
+</file>
+
+<file path=word/header2.xml><?xml version="1.0" encoding="utf-8"?>
 <w:hdr xmlns:wpc="http://schemas.microsoft.com/office/word/2010/wordprocessingCanvas" xmlns:cx="http://schemas.microsoft.com/office/drawing/2014/chartex" xmlns:cx1="http://schemas.microsoft.com/office/drawing/2015/9/8/chartex" xmlns:cx2="http://schemas.microsoft.com/office/drawing/2015/10/21/chartex" xmlns:cx3="http://schemas.microsoft.com/office/drawing/2016/5/9/chartex" xmlns:cx4="http://schemas.microsoft.com/office/drawing/2016/5/10/chartex" xmlns:cx5="http://schemas.microsoft.com/office/drawing/2016/5/11/chartex" xmlns:cx6="http://schemas.microsoft.com/office/drawing/2016/5/12/chartex" xmlns:cx7="http://schemas.microsoft.com/office/drawing/2016/5/13/chartex" xmlns:cx8="http://schemas.microsoft.com/office/drawing/2016/5/14/chartex" xmlns:mc="http://schemas.openxmlformats.org/markup-compatibility/2006" xmlns:aink="http://schemas.microsoft.com/office/drawing/2016/ink" xmlns:am3d="http://schemas.microsoft.com/office/drawing/2017/model3d" xmlns:o="urn:schemas-microsoft-com:office:office" xmlns:oel="http://schemas.microsoft.com/office/2019/extlst" xmlns:r="http://schemas.openxmlformats.org/officeDocument/2006/relationships" xmlns:m="http://schemas.openxmlformats.org/officeDocument/2006/math" xmlns:v="urn:schemas-microsoft-com:vml" xmlns:wp14="http://schemas.microsoft.com/office/word/2010/wordprocessingDrawing" xmlns:wp="http://schemas.openxmlformats.org/drawingml/2006/wordprocessingDrawing" xmlns:w10="urn:schemas-microsoft-com:office:word" xmlns:w="http://schemas.openxmlformats.org/wordprocessingml/2006/main" xmlns:w14="http://schemas.microsoft.com/office/word/2010/wordml" xmlns:w15="http://schemas.microsoft.com/office/word/2012/wordml" xmlns:w16cex="http://schemas.microsoft.com/office/word/2018/wordml/cex" xmlns:w16cid="http://schemas.microsoft.com/office/word/2016/wordml/cid" xmlns:w16="http://schemas.microsoft.com/office/word/2018/wordml" xmlns:w16du="http://schemas.microsoft.com/office/word/2023/wordml/word16du" xmlns:w16sdtdh="http://schemas.microsoft.com/office/word/2020/wordml/sdtdatahash" xmlns:w16sdtfl="http://schemas.microsoft.com/office/word/2024/wordml/sdtformatlock" xmlns:w16se="http://schemas.microsoft.com/office/word/2015/wordml/symex" xmlns:wpg="http://schemas.microsoft.com/office/word/2010/wordprocessingGroup" xmlns:wpi="http://schemas.microsoft.com/office/word/2010/wordprocessingInk" xmlns:wne="http://schemas.microsoft.com/office/word/2006/wordml" xmlns:wps="http://schemas.microsoft.com/office/word/2010/wordprocessingShape" mc:Ignorable="w14 w15 w16se w16cid w16 w16cex w16sdtdh w16sdtfl w16du wp14">
   <w:tbl>
     <w:tblPr>
@@ -1353,6 +1252,13 @@
               <w:lang w:val="es-CO"/>
             </w:rPr>
             <w:instrText>"</w:instrText>
+          </w:r>
+          <w:r>
+            <w:rPr>
+              <w:sz w:val="12"/>
+              <w:szCs w:val="12"/>
+              <w:lang w:val="es-CO"/>
+            </w:rPr>
           </w:r>
           <w:r>
             <w:rPr>
@@ -1549,15 +1455,15 @@
         <w:lang w:val="es-CO"/>
       </w:rPr>
       <w:drawing>
-        <wp:anchor distT="0" distB="0" distL="114300" distR="114300" simplePos="0" relativeHeight="251663360" behindDoc="0" locked="0" layoutInCell="1" allowOverlap="1" wp14:anchorId="0E4F8C90" wp14:editId="7C1DB2B6">
+        <wp:anchor distT="0" distB="0" distL="114300" distR="114300" simplePos="0" relativeHeight="251663360" behindDoc="0" locked="0" layoutInCell="1" allowOverlap="1" wp14:anchorId="0E4F8C90" wp14:editId="1A38A298">
           <wp:simplePos x="0" y="0"/>
           <wp:positionH relativeFrom="page">
-            <wp:align>right</wp:align>
+            <wp:posOffset>7085855</wp:posOffset>
           </wp:positionH>
-          <wp:positionV relativeFrom="paragraph">
-            <wp:posOffset>-575920</wp:posOffset>
+          <wp:positionV relativeFrom="page">
+            <wp:posOffset>0</wp:posOffset>
           </wp:positionV>
-          <wp:extent cx="676657" cy="271273"/>
+          <wp:extent cx="676275" cy="271145"/>
           <wp:effectExtent l="0" t="0" r="9525" b="0"/>
           <wp:wrapNone/>
           <wp:docPr id="1843235404" name="Picture 2" descr="A black and white sign with white text&#10;&#10;AI-generated content may be incorrect."/>
@@ -1586,7 +1492,7 @@
                 <pic:spPr>
                   <a:xfrm>
                     <a:off x="0" y="0"/>
-                    <a:ext cx="676657" cy="271273"/>
+                    <a:ext cx="676275" cy="271145"/>
                   </a:xfrm>
                   <a:prstGeom prst="rect">
                     <a:avLst/>
@@ -1604,6 +1510,16 @@
         </wp:anchor>
       </w:drawing>
     </w:r>
+  </w:p>
+</w:hdr>
+</file>
+
+<file path=word/header3.xml><?xml version="1.0" encoding="utf-8"?>
+<w:hdr xmlns:wpc="http://schemas.microsoft.com/office/word/2010/wordprocessingCanvas" xmlns:cx="http://schemas.microsoft.com/office/drawing/2014/chartex" xmlns:cx1="http://schemas.microsoft.com/office/drawing/2015/9/8/chartex" xmlns:cx2="http://schemas.microsoft.com/office/drawing/2015/10/21/chartex" xmlns:cx3="http://schemas.microsoft.com/office/drawing/2016/5/9/chartex" xmlns:cx4="http://schemas.microsoft.com/office/drawing/2016/5/10/chartex" xmlns:cx5="http://schemas.microsoft.com/office/drawing/2016/5/11/chartex" xmlns:cx6="http://schemas.microsoft.com/office/drawing/2016/5/12/chartex" xmlns:cx7="http://schemas.microsoft.com/office/drawing/2016/5/13/chartex" xmlns:cx8="http://schemas.microsoft.com/office/drawing/2016/5/14/chartex" xmlns:mc="http://schemas.openxmlformats.org/markup-compatibility/2006" xmlns:aink="http://schemas.microsoft.com/office/drawing/2016/ink" xmlns:am3d="http://schemas.microsoft.com/office/drawing/2017/model3d" xmlns:o="urn:schemas-microsoft-com:office:office" xmlns:oel="http://schemas.microsoft.com/office/2019/extlst" xmlns:r="http://schemas.openxmlformats.org/officeDocument/2006/relationships" xmlns:m="http://schemas.openxmlformats.org/officeDocument/2006/math" xmlns:v="urn:schemas-microsoft-com:vml" xmlns:wp14="http://schemas.microsoft.com/office/word/2010/wordprocessingDrawing" xmlns:wp="http://schemas.openxmlformats.org/drawingml/2006/wordprocessingDrawing" xmlns:w10="urn:schemas-microsoft-com:office:word" xmlns:w="http://schemas.openxmlformats.org/wordprocessingml/2006/main" xmlns:w14="http://schemas.microsoft.com/office/word/2010/wordml" xmlns:w15="http://schemas.microsoft.com/office/word/2012/wordml" xmlns:w16cex="http://schemas.microsoft.com/office/word/2018/wordml/cex" xmlns:w16cid="http://schemas.microsoft.com/office/word/2016/wordml/cid" xmlns:w16="http://schemas.microsoft.com/office/word/2018/wordml" xmlns:w16du="http://schemas.microsoft.com/office/word/2023/wordml/word16du" xmlns:w16sdtdh="http://schemas.microsoft.com/office/word/2020/wordml/sdtdatahash" xmlns:w16sdtfl="http://schemas.microsoft.com/office/word/2024/wordml/sdtformatlock" xmlns:w16se="http://schemas.microsoft.com/office/word/2015/wordml/symex" xmlns:wpg="http://schemas.microsoft.com/office/word/2010/wordprocessingGroup" xmlns:wpi="http://schemas.microsoft.com/office/word/2010/wordprocessingInk" xmlns:wne="http://schemas.microsoft.com/office/word/2006/wordml" xmlns:wps="http://schemas.microsoft.com/office/word/2010/wordprocessingShape" mc:Ignorable="w14 w15 w16se w16cid w16 w16cex w16sdtdh w16sdtfl w16du wp14">
+  <w:p>
+    <w:pPr>
+      <w:pStyle w:val="Header"/>
+    </w:pPr>
   </w:p>
 </w:hdr>
 </file>

--- a/file/report/DAPC_PlantillaInformeTecnico.docx
+++ b/file/report/DAPC_PlantillaInformeTecnico.docx
@@ -74,7 +74,7 @@
               <w:t>-</w:t>
             </w:r>
             <w:r>
-              <w:t>1</w:t>
+              <w:t>2</w:t>
             </w:r>
           </w:p>
         </w:tc>
@@ -224,7 +224,7 @@
     <w:p>
       <w:pPr>
         <w:rPr>
-          <w:color w:val="C00000"/>
+          <w:color w:val="auto"/>
           <w:sz w:val="16"/>
           <w:szCs w:val="16"/>
         </w:rPr>
@@ -233,7 +233,7 @@
         <w:rPr>
           <w:b/>
           <w:bCs/>
-          <w:color w:val="C00000"/>
+          <w:color w:val="auto"/>
           <w:sz w:val="16"/>
           <w:szCs w:val="16"/>
         </w:rPr>
@@ -241,24 +241,16 @@
       </w:r>
       <w:r>
         <w:rPr>
-          <w:color w:val="C00000"/>
+          <w:color w:val="auto"/>
           <w:sz w:val="16"/>
           <w:szCs w:val="16"/>
         </w:rPr>
-        <w:t>:</w:t>
-      </w:r>
-      <w:r>
-        <w:rPr>
-          <w:color w:val="C00000"/>
-          <w:sz w:val="16"/>
-          <w:szCs w:val="16"/>
-        </w:rPr>
-        <w:t xml:space="preserve"> solo será válido si en cada una de las capturas de pantalla se observa su código de alumno </w:t>
+        <w:t xml:space="preserve">: solo será válido si en cada una de las capturas de pantalla se observa su código de alumno </w:t>
       </w:r>
       <w:r>
         <w:rPr>
           <w:rFonts w:eastAsia="Calibri"/>
-          <w:color w:val="C00000"/>
+          <w:color w:val="auto"/>
           <w:sz w:val="16"/>
           <w:szCs w:val="16"/>
           <w:lang w:val="es-CO" w:eastAsia="en-US"/>
@@ -267,7 +259,7 @@
       </w:r>
       <w:r>
         <w:rPr>
-          <w:color w:val="C00000"/>
+          <w:color w:val="auto"/>
           <w:sz w:val="16"/>
           <w:szCs w:val="16"/>
         </w:rPr>
@@ -277,7 +269,7 @@
         <w:rPr>
           <w:i/>
           <w:iCs/>
-          <w:color w:val="C00000"/>
+          <w:color w:val="auto"/>
           <w:sz w:val="16"/>
           <w:szCs w:val="16"/>
         </w:rPr>
@@ -285,7 +277,7 @@
       </w:r>
       <w:r>
         <w:rPr>
-          <w:color w:val="C00000"/>
+          <w:color w:val="auto"/>
           <w:sz w:val="16"/>
           <w:szCs w:val="16"/>
         </w:rPr>
@@ -298,7 +290,7 @@
           <w:bCs/>
           <w:i/>
           <w:iCs/>
-          <w:color w:val="C00000"/>
+          <w:color w:val="auto"/>
           <w:sz w:val="16"/>
           <w:szCs w:val="16"/>
         </w:rPr>
@@ -311,7 +303,7 @@
           <w:bCs/>
           <w:i/>
           <w:iCs/>
-          <w:color w:val="C00000"/>
+          <w:color w:val="auto"/>
           <w:sz w:val="16"/>
           <w:szCs w:val="16"/>
         </w:rPr>
@@ -319,7 +311,7 @@
       </w:r>
       <w:r>
         <w:rPr>
-          <w:color w:val="C00000"/>
+          <w:color w:val="auto"/>
           <w:sz w:val="16"/>
           <w:szCs w:val="16"/>
         </w:rPr>
@@ -331,7 +323,7 @@
           <w:bCs/>
           <w:i/>
           <w:iCs/>
-          <w:color w:val="C00000"/>
+          <w:color w:val="auto"/>
           <w:sz w:val="16"/>
           <w:szCs w:val="16"/>
         </w:rPr>
@@ -344,7 +336,7 @@
           <w:bCs/>
           <w:i/>
           <w:iCs/>
-          <w:color w:val="C00000"/>
+          <w:color w:val="auto"/>
           <w:sz w:val="16"/>
           <w:szCs w:val="16"/>
         </w:rPr>
@@ -353,7 +345,7 @@
       <w:proofErr w:type="spellEnd"/>
       <w:r>
         <w:rPr>
-          <w:color w:val="C00000"/>
+          <w:color w:val="auto"/>
           <w:sz w:val="16"/>
           <w:szCs w:val="16"/>
         </w:rPr>
@@ -365,7 +357,7 @@
           <w:bCs/>
           <w:i/>
           <w:iCs/>
-          <w:color w:val="C00000"/>
+          <w:color w:val="auto"/>
           <w:sz w:val="16"/>
           <w:szCs w:val="16"/>
         </w:rPr>
@@ -373,7 +365,7 @@
       </w:r>
       <w:r>
         <w:rPr>
-          <w:color w:val="C00000"/>
+          <w:color w:val="auto"/>
           <w:sz w:val="16"/>
           <w:szCs w:val="16"/>
         </w:rPr>
@@ -382,7 +374,7 @@
       <w:proofErr w:type="spellStart"/>
       <w:r>
         <w:rPr>
-          <w:color w:val="C00000"/>
+          <w:color w:val="auto"/>
           <w:sz w:val="16"/>
           <w:szCs w:val="16"/>
         </w:rPr>
@@ -391,7 +383,7 @@
       <w:proofErr w:type="spellEnd"/>
       <w:r>
         <w:rPr>
-          <w:color w:val="C00000"/>
+          <w:color w:val="auto"/>
           <w:sz w:val="16"/>
           <w:szCs w:val="16"/>
         </w:rPr>
@@ -403,7 +395,7 @@
           <w:bCs/>
           <w:i/>
           <w:iCs/>
-          <w:color w:val="C00000"/>
+          <w:color w:val="auto"/>
           <w:sz w:val="16"/>
           <w:szCs w:val="16"/>
         </w:rPr>
@@ -411,7 +403,7 @@
       </w:r>
       <w:r>
         <w:rPr>
-          <w:color w:val="C00000"/>
+          <w:color w:val="auto"/>
           <w:sz w:val="16"/>
           <w:szCs w:val="16"/>
         </w:rPr>
@@ -420,7 +412,7 @@
       <w:proofErr w:type="spellStart"/>
       <w:r>
         <w:rPr>
-          <w:color w:val="C00000"/>
+          <w:color w:val="auto"/>
           <w:sz w:val="16"/>
           <w:szCs w:val="16"/>
         </w:rPr>
@@ -429,7 +421,7 @@
       <w:proofErr w:type="spellEnd"/>
       <w:r>
         <w:rPr>
-          <w:color w:val="C00000"/>
+          <w:color w:val="auto"/>
           <w:sz w:val="16"/>
           <w:szCs w:val="16"/>
         </w:rPr>
@@ -455,7 +447,7 @@
           <w:kern w:val="2"/>
           <w:sz w:val="24"/>
           <w:szCs w:val="24"/>
-          <w:lang w:val="es-CO" w:eastAsia="es-CO"/>
+          <w:lang w:val="en-US" w:eastAsia="en-US"/>
           <w14:ligatures w14:val="standardContextual"/>
         </w:rPr>
       </w:pPr>
@@ -468,7 +460,7 @@
       <w:r>
         <w:fldChar w:fldCharType="separate"/>
       </w:r>
-      <w:hyperlink w:anchor="_Toc223413841" w:history="1">
+      <w:hyperlink w:anchor="_Toc231546511" w:history="1">
         <w:r>
           <w:rPr>
             <w:rStyle w:val="Hyperlink"/>
@@ -494,7 +486,7 @@
             <w:noProof/>
             <w:webHidden/>
           </w:rPr>
-          <w:instrText xml:space="preserve"> PAGEREF _Toc223413841 \h </w:instrText>
+          <w:instrText xml:space="preserve"> PAGEREF _Toc231546511 \h </w:instrText>
         </w:r>
         <w:r>
           <w:rPr>
@@ -538,16 +530,16 @@
           <w:kern w:val="2"/>
           <w:sz w:val="24"/>
           <w:szCs w:val="24"/>
-          <w:lang w:val="es-CO" w:eastAsia="es-CO"/>
+          <w:lang w:val="en-US" w:eastAsia="en-US"/>
           <w14:ligatures w14:val="standardContextual"/>
         </w:rPr>
       </w:pPr>
-      <w:hyperlink w:anchor="_Toc223413842" w:history="1">
+      <w:hyperlink w:anchor="_Toc231546512" w:history="1">
         <w:r>
           <w:rPr>
             <w:rStyle w:val="Hyperlink"/>
           </w:rPr>
-          <w:t>2. Actividad o pregunta …</w:t>
+          <w:t>2. Actividad o pregunta…</w:t>
         </w:r>
         <w:r>
           <w:rPr>
@@ -568,7 +560,7 @@
             <w:noProof/>
             <w:webHidden/>
           </w:rPr>
-          <w:instrText xml:space="preserve"> PAGEREF _Toc223413842 \h </w:instrText>
+          <w:instrText xml:space="preserve"> PAGEREF _Toc231546512 \h </w:instrText>
         </w:r>
         <w:r>
           <w:rPr>
@@ -612,16 +604,16 @@
           <w:kern w:val="2"/>
           <w:sz w:val="24"/>
           <w:szCs w:val="24"/>
-          <w:lang w:val="es-CO" w:eastAsia="es-CO"/>
+          <w:lang w:val="en-US" w:eastAsia="en-US"/>
           <w14:ligatures w14:val="standardContextual"/>
         </w:rPr>
       </w:pPr>
-      <w:hyperlink w:anchor="_Toc223413843" w:history="1">
+      <w:hyperlink w:anchor="_Toc231546513" w:history="1">
         <w:r>
           <w:rPr>
             <w:rStyle w:val="Hyperlink"/>
           </w:rPr>
-          <w:t>3. Actividad o pregunta …</w:t>
+          <w:t>3. Actividad o pregunta…</w:t>
         </w:r>
         <w:r>
           <w:rPr>
@@ -642,7 +634,7 @@
             <w:noProof/>
             <w:webHidden/>
           </w:rPr>
-          <w:instrText xml:space="preserve"> PAGEREF _Toc223413843 \h </w:instrText>
+          <w:instrText xml:space="preserve"> PAGEREF _Toc231546513 \h </w:instrText>
         </w:r>
         <w:r>
           <w:rPr>
@@ -674,75 +666,235 @@
       </w:hyperlink>
     </w:p>
     <w:p>
+      <w:pPr>
+        <w:pStyle w:val="TOC1"/>
+        <w:tabs>
+          <w:tab w:val="right" w:leader="dot" w:pos="9962"/>
+        </w:tabs>
+        <w:rPr>
+          <w:rFonts w:asciiTheme="minorHAnsi" w:eastAsiaTheme="minorEastAsia" w:hAnsiTheme="minorHAnsi" w:cstheme="minorBidi"/>
+          <w:noProof/>
+          <w:color w:val="auto"/>
+          <w:kern w:val="2"/>
+          <w:sz w:val="24"/>
+          <w:szCs w:val="24"/>
+          <w:lang w:val="en-US" w:eastAsia="en-US"/>
+          <w14:ligatures w14:val="standardContextual"/>
+        </w:rPr>
+      </w:pPr>
+      <w:hyperlink w:anchor="_Toc231546514" w:history="1">
+        <w:r>
+          <w:rPr>
+            <w:rStyle w:val="Hyperlink"/>
+          </w:rPr>
+          <w:t>Listado de anexos</w:t>
+        </w:r>
+        <w:r>
+          <w:rPr>
+            <w:noProof/>
+            <w:webHidden/>
+          </w:rPr>
+          <w:tab/>
+        </w:r>
+        <w:r>
+          <w:rPr>
+            <w:noProof/>
+            <w:webHidden/>
+          </w:rPr>
+          <w:fldChar w:fldCharType="begin"/>
+        </w:r>
+        <w:r>
+          <w:rPr>
+            <w:noProof/>
+            <w:webHidden/>
+          </w:rPr>
+          <w:instrText xml:space="preserve"> PAGEREF _Toc231546514 \h </w:instrText>
+        </w:r>
+        <w:r>
+          <w:rPr>
+            <w:noProof/>
+            <w:webHidden/>
+          </w:rPr>
+        </w:r>
+        <w:r>
+          <w:rPr>
+            <w:noProof/>
+            <w:webHidden/>
+          </w:rPr>
+          <w:fldChar w:fldCharType="separate"/>
+        </w:r>
+        <w:r>
+          <w:rPr>
+            <w:noProof/>
+            <w:webHidden/>
+          </w:rPr>
+          <w:t>1</w:t>
+        </w:r>
+        <w:r>
+          <w:rPr>
+            <w:noProof/>
+            <w:webHidden/>
+          </w:rPr>
+          <w:fldChar w:fldCharType="end"/>
+        </w:r>
+      </w:hyperlink>
+    </w:p>
+    <w:p>
+      <w:pPr>
+        <w:pStyle w:val="TOC1"/>
+        <w:tabs>
+          <w:tab w:val="right" w:leader="dot" w:pos="9962"/>
+        </w:tabs>
+        <w:rPr>
+          <w:rFonts w:asciiTheme="minorHAnsi" w:eastAsiaTheme="minorEastAsia" w:hAnsiTheme="minorHAnsi" w:cstheme="minorBidi"/>
+          <w:noProof/>
+          <w:color w:val="auto"/>
+          <w:kern w:val="2"/>
+          <w:sz w:val="24"/>
+          <w:szCs w:val="24"/>
+          <w:lang w:val="en-US" w:eastAsia="en-US"/>
+          <w14:ligatures w14:val="standardContextual"/>
+        </w:rPr>
+      </w:pPr>
+      <w:hyperlink w:anchor="_Toc231546515" w:history="1">
+        <w:r>
+          <w:rPr>
+            <w:rStyle w:val="Hyperlink"/>
+          </w:rPr>
+          <w:t>Referencias bibliográficas generales</w:t>
+        </w:r>
+        <w:r>
+          <w:rPr>
+            <w:noProof/>
+            <w:webHidden/>
+          </w:rPr>
+          <w:tab/>
+        </w:r>
+        <w:r>
+          <w:rPr>
+            <w:noProof/>
+            <w:webHidden/>
+          </w:rPr>
+          <w:fldChar w:fldCharType="begin"/>
+        </w:r>
+        <w:r>
+          <w:rPr>
+            <w:noProof/>
+            <w:webHidden/>
+          </w:rPr>
+          <w:instrText xml:space="preserve"> PAGEREF _Toc231546515 \h </w:instrText>
+        </w:r>
+        <w:r>
+          <w:rPr>
+            <w:noProof/>
+            <w:webHidden/>
+          </w:rPr>
+        </w:r>
+        <w:r>
+          <w:rPr>
+            <w:noProof/>
+            <w:webHidden/>
+          </w:rPr>
+          <w:fldChar w:fldCharType="separate"/>
+        </w:r>
+        <w:r>
+          <w:rPr>
+            <w:noProof/>
+            <w:webHidden/>
+          </w:rPr>
+          <w:t>1</w:t>
+        </w:r>
+        <w:r>
+          <w:rPr>
+            <w:noProof/>
+            <w:webHidden/>
+          </w:rPr>
+          <w:fldChar w:fldCharType="end"/>
+        </w:r>
+      </w:hyperlink>
+    </w:p>
+    <w:p>
       <w:r>
         <w:fldChar w:fldCharType="end"/>
       </w:r>
+    </w:p>
+    <w:p>
+      <w:pPr>
+        <w:pStyle w:val="Heading1"/>
+      </w:pPr>
+      <w:bookmarkStart w:id="0" w:name="_Toc231546474"/>
+      <w:bookmarkStart w:id="1" w:name="_Toc231546511"/>
+      <w:r>
+        <w:t>1. Actividad</w:t>
+      </w:r>
+      <w:r>
+        <w:rPr>
+          <w:lang w:val="es-ES"/>
+        </w:rPr>
+        <w:t xml:space="preserve"> o pregunta</w:t>
+      </w:r>
+      <w:r>
+        <w:t>…</w:t>
+      </w:r>
+      <w:bookmarkEnd w:id="0"/>
+      <w:bookmarkEnd w:id="1"/>
     </w:p>
     <w:p/>
     <w:p>
-      <w:pPr>
-        <w:pStyle w:val="Heading1"/>
-      </w:pPr>
-      <w:bookmarkStart w:id="0" w:name="_Toc223413841"/>
-      <w:r>
-        <w:t xml:space="preserve">1. </w:t>
-      </w:r>
-      <w:r>
-        <w:t>Actividad</w:t>
-      </w:r>
-      <w:r>
-        <w:t xml:space="preserve"> o pregunta</w:t>
-      </w:r>
-      <w:r>
-        <w:t>…</w:t>
-      </w:r>
-      <w:bookmarkEnd w:id="0"/>
+      <w:r>
+        <w:t>Texto de la actividad…</w:t>
+      </w:r>
+    </w:p>
+    <w:p>
+      <w:r>
+        <w:t>Capturas de pantalla…</w:t>
+      </w:r>
+    </w:p>
+    <w:p>
+      <w:r>
+        <w:t>Referencias particulares…</w:t>
+      </w:r>
     </w:p>
     <w:p/>
     <w:p>
-      <w:r>
-        <w:t>Texto de la actividad….</w:t>
-      </w:r>
+      <w:pPr>
+        <w:pStyle w:val="Heading1"/>
+      </w:pPr>
+      <w:bookmarkStart w:id="2" w:name="_Toc231546475"/>
+      <w:bookmarkStart w:id="3" w:name="_Toc231546512"/>
+      <w:r>
+        <w:t>2. Actividad</w:t>
+      </w:r>
+      <w:r>
+        <w:rPr>
+          <w:lang w:val="es-ES"/>
+        </w:rPr>
+        <w:t xml:space="preserve"> o pregunta</w:t>
+      </w:r>
+      <w:r>
+        <w:t>…</w:t>
+      </w:r>
+      <w:bookmarkEnd w:id="2"/>
+      <w:bookmarkEnd w:id="3"/>
     </w:p>
     <w:p>
-      <w:r>
-        <w:t>Capturas de pantalla….</w:t>
-      </w:r>
-    </w:p>
-    <w:p/>
-    <w:p/>
-    <w:p>
-      <w:pPr>
-        <w:pStyle w:val="Heading1"/>
-      </w:pPr>
-      <w:bookmarkStart w:id="1" w:name="_Toc223413842"/>
-      <w:r>
-        <w:t xml:space="preserve">2. </w:t>
-      </w:r>
-      <w:r>
-        <w:t>Actividad</w:t>
-      </w:r>
-      <w:r>
-        <w:t xml:space="preserve"> o pregunta </w:t>
-      </w:r>
-      <w:r>
-        <w:t>…</w:t>
-      </w:r>
-      <w:bookmarkEnd w:id="1"/>
+      <w:pPr>
+        <w:pStyle w:val="Heading2"/>
+      </w:pPr>
     </w:p>
     <w:p>
-      <w:pPr>
-        <w:pStyle w:val="Heading2"/>
-      </w:pPr>
+      <w:r>
+        <w:t>Texto de la actividad…</w:t>
+      </w:r>
     </w:p>
     <w:p>
       <w:r>
-        <w:t>Texto de la actividad….</w:t>
+        <w:t>Capturas de pantalla…</w:t>
       </w:r>
     </w:p>
     <w:p>
       <w:r>
-        <w:t>Capturas de pantalla….</w:t>
+        <w:t>Referencias particulares…</w:t>
       </w:r>
     </w:p>
     <w:p>
@@ -754,54 +906,204 @@
     </w:p>
     <w:p>
       <w:pPr>
+        <w:pStyle w:val="Heading1"/>
+      </w:pPr>
+      <w:bookmarkStart w:id="4" w:name="_Toc231546476"/>
+      <w:bookmarkStart w:id="5" w:name="_Toc231546513"/>
+      <w:r>
+        <w:t>3. Actividad</w:t>
+      </w:r>
+      <w:r>
         <w:rPr>
-          <w:lang w:val="es-ES_tradnl"/>
+          <w:lang w:val="es-ES"/>
         </w:rPr>
-      </w:pPr>
-    </w:p>
-    <w:p>
-      <w:pPr>
-        <w:pStyle w:val="Heading1"/>
-      </w:pPr>
-      <w:bookmarkStart w:id="2" w:name="_Toc223413843"/>
-      <w:r>
-        <w:t>3.</w:t>
-      </w:r>
-      <w:r>
-        <w:t xml:space="preserve"> Activida</w:t>
-      </w:r>
-      <w:r>
-        <w:t>d</w:t>
-      </w:r>
-      <w:r>
-        <w:t xml:space="preserve"> o pregunta </w:t>
+        <w:t xml:space="preserve"> o pregunta</w:t>
       </w:r>
       <w:r>
         <w:t>…</w:t>
       </w:r>
-      <w:bookmarkEnd w:id="2"/>
+      <w:bookmarkEnd w:id="4"/>
+      <w:bookmarkEnd w:id="5"/>
     </w:p>
     <w:p/>
     <w:p>
       <w:r>
-        <w:t>Texto de la actividad….</w:t>
+        <w:t>Texto de la actividad…</w:t>
       </w:r>
     </w:p>
     <w:p>
       <w:r>
-        <w:t>Capturas de pantalla….</w:t>
+        <w:t>Capturas de pantalla…</w:t>
+      </w:r>
+    </w:p>
+    <w:p>
+      <w:r>
+        <w:t>Referencias particulares…</w:t>
       </w:r>
     </w:p>
     <w:p/>
+    <w:p>
+      <w:pPr>
+        <w:pStyle w:val="Heading1"/>
+      </w:pPr>
+      <w:bookmarkStart w:id="6" w:name="_Toc205620316"/>
+      <w:bookmarkStart w:id="7" w:name="_Toc231546477"/>
+      <w:bookmarkStart w:id="8" w:name="_Toc231546514"/>
+      <w:r>
+        <w:t>Listado de anexos</w:t>
+      </w:r>
+      <w:bookmarkEnd w:id="6"/>
+      <w:bookmarkEnd w:id="7"/>
+      <w:bookmarkEnd w:id="8"/>
+    </w:p>
     <w:p/>
+    <w:tbl>
+      <w:tblPr>
+        <w:tblStyle w:val="TableGrid"/>
+        <w:tblW w:w="5000" w:type="pct"/>
+        <w:tblBorders>
+          <w:top w:val="single" w:sz="2" w:space="0" w:color="D9D9D9" w:themeColor="background1" w:themeShade="D9"/>
+          <w:left w:val="single" w:sz="2" w:space="0" w:color="D9D9D9" w:themeColor="background1" w:themeShade="D9"/>
+          <w:bottom w:val="single" w:sz="2" w:space="0" w:color="D9D9D9" w:themeColor="background1" w:themeShade="D9"/>
+          <w:right w:val="single" w:sz="2" w:space="0" w:color="D9D9D9" w:themeColor="background1" w:themeShade="D9"/>
+          <w:insideH w:val="single" w:sz="2" w:space="0" w:color="D9D9D9" w:themeColor="background1" w:themeShade="D9"/>
+          <w:insideV w:val="single" w:sz="2" w:space="0" w:color="D9D9D9" w:themeColor="background1" w:themeShade="D9"/>
+        </w:tblBorders>
+        <w:tblLook w:val="04A0" w:firstRow="1" w:lastRow="0" w:firstColumn="1" w:lastColumn="0" w:noHBand="0" w:noVBand="1"/>
+      </w:tblPr>
+      <w:tblGrid>
+        <w:gridCol w:w="2265"/>
+        <w:gridCol w:w="7701"/>
+      </w:tblGrid>
+      <w:tr>
+        <w:tc>
+          <w:tcPr>
+            <w:tcW w:w="2265" w:type="dxa"/>
+            <w:shd w:val="clear" w:color="auto" w:fill="F2F2F2" w:themeFill="background1" w:themeFillShade="F2"/>
+          </w:tcPr>
+          <w:p>
+            <w:r>
+              <w:t>Archivo</w:t>
+            </w:r>
+          </w:p>
+        </w:tc>
+        <w:tc>
+          <w:tcPr>
+            <w:tcW w:w="7701" w:type="dxa"/>
+            <w:shd w:val="clear" w:color="auto" w:fill="F2F2F2" w:themeFill="background1" w:themeFillShade="F2"/>
+          </w:tcPr>
+          <w:p>
+            <w:r>
+              <w:t>Descripción</w:t>
+            </w:r>
+          </w:p>
+        </w:tc>
+      </w:tr>
+      <w:tr>
+        <w:tc>
+          <w:tcPr>
+            <w:tcW w:w="2265" w:type="dxa"/>
+          </w:tcPr>
+          <w:p/>
+        </w:tc>
+        <w:tc>
+          <w:tcPr>
+            <w:tcW w:w="7701" w:type="dxa"/>
+          </w:tcPr>
+          <w:p/>
+        </w:tc>
+      </w:tr>
+      <w:tr>
+        <w:tc>
+          <w:tcPr>
+            <w:tcW w:w="2265" w:type="dxa"/>
+          </w:tcPr>
+          <w:p/>
+        </w:tc>
+        <w:tc>
+          <w:tcPr>
+            <w:tcW w:w="7701" w:type="dxa"/>
+          </w:tcPr>
+          <w:p/>
+        </w:tc>
+      </w:tr>
+    </w:tbl>
     <w:p/>
+    <w:p>
+      <w:pPr>
+        <w:pStyle w:val="Heading1"/>
+      </w:pPr>
+      <w:bookmarkStart w:id="9" w:name="_Toc205620317"/>
+      <w:bookmarkStart w:id="10" w:name="_Toc225060035"/>
+      <w:bookmarkStart w:id="11" w:name="_Toc231546478"/>
+      <w:bookmarkStart w:id="12" w:name="_Toc231546515"/>
+      <w:r>
+        <w:t>Referencias bibliográficas</w:t>
+      </w:r>
+      <w:bookmarkEnd w:id="9"/>
+      <w:bookmarkEnd w:id="10"/>
+      <w:r>
+        <w:t xml:space="preserve"> generales</w:t>
+      </w:r>
+      <w:bookmarkEnd w:id="11"/>
+      <w:bookmarkEnd w:id="12"/>
+    </w:p>
+    <w:p>
+      <w:pPr>
+        <w:rPr>
+          <w:sz w:val="16"/>
+          <w:szCs w:val="16"/>
+        </w:rPr>
+      </w:pPr>
+      <w:hyperlink r:id="rId8" w:history="1">
+        <w:r>
+          <w:rPr>
+            <w:rStyle w:val="Hyperlink"/>
+            <w:noProof w:val="0"/>
+            <w:szCs w:val="16"/>
+          </w:rPr>
+          <w:t>https://normas-apa.org/referencias/</w:t>
+        </w:r>
+      </w:hyperlink>
+    </w:p>
+    <w:p/>
+    <w:p>
+      <w:pPr>
+        <w:pStyle w:val="ListParagraph"/>
+        <w:numPr>
+          <w:ilvl w:val="0"/>
+          <w:numId w:val="11"/>
+        </w:numPr>
+      </w:pPr>
+      <w:r>
+        <w:t>Referencia 1</w:t>
+      </w:r>
+    </w:p>
+    <w:p>
+      <w:pPr>
+        <w:pStyle w:val="ListParagraph"/>
+        <w:numPr>
+          <w:ilvl w:val="0"/>
+          <w:numId w:val="11"/>
+        </w:numPr>
+      </w:pPr>
+      <w:r>
+        <w:t>Referencia 2</w:t>
+      </w:r>
+    </w:p>
+    <w:p/>
+    <w:p>
+      <w:pPr>
+        <w:pStyle w:val="Heading1"/>
+      </w:pPr>
+    </w:p>
     <w:sectPr>
-      <w:headerReference w:type="even" r:id="rId8"/>
-      <w:headerReference w:type="default" r:id="rId9"/>
-      <w:footerReference w:type="even" r:id="rId10"/>
-      <w:footerReference w:type="default" r:id="rId11"/>
-      <w:headerReference w:type="first" r:id="rId12"/>
-      <w:footerReference w:type="first" r:id="rId13"/>
+      <w:headerReference w:type="even" r:id="rId9"/>
+      <w:headerReference w:type="default" r:id="rId10"/>
+      <w:footerReference w:type="even" r:id="rId11"/>
+      <w:footerReference w:type="default" r:id="rId12"/>
+      <w:headerReference w:type="first" r:id="rId13"/>
+      <w:footerReference w:type="first" r:id="rId14"/>
       <w:pgSz w:w="12240" w:h="15840" w:code="1"/>
       <w:pgMar w:top="851" w:right="1134" w:bottom="851" w:left="1134" w:header="425" w:footer="425" w:gutter="0"/>
       <w:cols w:space="720"/>
@@ -1210,8 +1512,8 @@
           <w:tcW w:w="995" w:type="pct"/>
           <w:vAlign w:val="center"/>
         </w:tcPr>
-        <w:bookmarkStart w:id="3" w:name="_Hlk534720586"/>
-        <w:bookmarkStart w:id="4" w:name="_Hlk534720587"/>
+        <w:bookmarkStart w:id="13" w:name="_Hlk534720586"/>
+        <w:bookmarkStart w:id="14" w:name="_Hlk534720587"/>
         <w:p>
           <w:pPr>
             <w:jc w:val="left"/>
@@ -1441,8 +1743,8 @@
       </w:tc>
     </w:tr>
   </w:tbl>
-  <w:bookmarkEnd w:id="3"/>
-  <w:bookmarkEnd w:id="4"/>
+  <w:bookmarkEnd w:id="13"/>
+  <w:bookmarkEnd w:id="14"/>
   <w:p>
     <w:pPr>
       <w:pStyle w:val="Header"/>

--- a/file/report/DAPC_PlantillaInformeTecnico.docx
+++ b/file/report/DAPC_PlantillaInformeTecnico.docx
@@ -447,7 +447,7 @@
           <w:kern w:val="2"/>
           <w:sz w:val="24"/>
           <w:szCs w:val="24"/>
-          <w:lang w:val="en-US" w:eastAsia="en-US"/>
+          <w:lang w:val="es-CO" w:eastAsia="es-CO"/>
           <w14:ligatures w14:val="standardContextual"/>
         </w:rPr>
       </w:pPr>
@@ -460,11 +460,85 @@
       <w:r>
         <w:fldChar w:fldCharType="separate"/>
       </w:r>
-      <w:hyperlink w:anchor="_Toc231546511" w:history="1">
+      <w:hyperlink w:anchor="_Toc239747675" w:history="1">
         <w:r>
           <w:rPr>
             <w:rStyle w:val="Hyperlink"/>
           </w:rPr>
+          <w:t>INFORME TÉCNICO TALLER</w:t>
+        </w:r>
+        <w:r>
+          <w:rPr>
+            <w:noProof/>
+            <w:webHidden/>
+          </w:rPr>
+          <w:tab/>
+        </w:r>
+        <w:r>
+          <w:rPr>
+            <w:noProof/>
+            <w:webHidden/>
+          </w:rPr>
+          <w:fldChar w:fldCharType="begin"/>
+        </w:r>
+        <w:r>
+          <w:rPr>
+            <w:noProof/>
+            <w:webHidden/>
+          </w:rPr>
+          <w:instrText xml:space="preserve"> PAGEREF _Toc239747675 \h </w:instrText>
+        </w:r>
+        <w:r>
+          <w:rPr>
+            <w:noProof/>
+            <w:webHidden/>
+          </w:rPr>
+        </w:r>
+        <w:r>
+          <w:rPr>
+            <w:noProof/>
+            <w:webHidden/>
+          </w:rPr>
+          <w:fldChar w:fldCharType="separate"/>
+        </w:r>
+        <w:r>
+          <w:rPr>
+            <w:noProof/>
+            <w:webHidden/>
+          </w:rPr>
+          <w:t>1</w:t>
+        </w:r>
+        <w:r>
+          <w:rPr>
+            <w:noProof/>
+            <w:webHidden/>
+          </w:rPr>
+          <w:fldChar w:fldCharType="end"/>
+        </w:r>
+      </w:hyperlink>
+    </w:p>
+    <w:p>
+      <w:pPr>
+        <w:pStyle w:val="TOC2"/>
+        <w:tabs>
+          <w:tab w:val="right" w:leader="dot" w:pos="9962"/>
+        </w:tabs>
+        <w:rPr>
+          <w:rFonts w:asciiTheme="minorHAnsi" w:eastAsiaTheme="minorEastAsia" w:hAnsiTheme="minorHAnsi" w:cstheme="minorBidi"/>
+          <w:noProof/>
+          <w:color w:val="auto"/>
+          <w:kern w:val="2"/>
+          <w:sz w:val="24"/>
+          <w:szCs w:val="24"/>
+          <w:lang w:val="es-CO" w:eastAsia="es-CO"/>
+          <w14:ligatures w14:val="standardContextual"/>
+        </w:rPr>
+      </w:pPr>
+      <w:hyperlink w:anchor="_Toc239747676" w:history="1">
+        <w:r>
+          <w:rPr>
+            <w:rStyle w:val="Hyperlink"/>
+          </w:rPr>
           <w:t>1. Actividad o pregunta…</w:t>
         </w:r>
         <w:r>
@@ -486,7 +560,155 @@
             <w:noProof/>
             <w:webHidden/>
           </w:rPr>
-          <w:instrText xml:space="preserve"> PAGEREF _Toc231546511 \h </w:instrText>
+          <w:instrText xml:space="preserve"> PAGEREF _Toc239747676 \h </w:instrText>
+        </w:r>
+        <w:r>
+          <w:rPr>
+            <w:noProof/>
+            <w:webHidden/>
+          </w:rPr>
+        </w:r>
+        <w:r>
+          <w:rPr>
+            <w:noProof/>
+            <w:webHidden/>
+          </w:rPr>
+          <w:fldChar w:fldCharType="separate"/>
+        </w:r>
+        <w:r>
+          <w:rPr>
+            <w:noProof/>
+            <w:webHidden/>
+          </w:rPr>
+          <w:t>1</w:t>
+        </w:r>
+        <w:r>
+          <w:rPr>
+            <w:noProof/>
+            <w:webHidden/>
+          </w:rPr>
+          <w:fldChar w:fldCharType="end"/>
+        </w:r>
+      </w:hyperlink>
+    </w:p>
+    <w:p>
+      <w:pPr>
+        <w:pStyle w:val="TOC2"/>
+        <w:tabs>
+          <w:tab w:val="right" w:leader="dot" w:pos="9962"/>
+        </w:tabs>
+        <w:rPr>
+          <w:rFonts w:asciiTheme="minorHAnsi" w:eastAsiaTheme="minorEastAsia" w:hAnsiTheme="minorHAnsi" w:cstheme="minorBidi"/>
+          <w:noProof/>
+          <w:color w:val="auto"/>
+          <w:kern w:val="2"/>
+          <w:sz w:val="24"/>
+          <w:szCs w:val="24"/>
+          <w:lang w:val="es-CO" w:eastAsia="es-CO"/>
+          <w14:ligatures w14:val="standardContextual"/>
+        </w:rPr>
+      </w:pPr>
+      <w:hyperlink w:anchor="_Toc239747677" w:history="1">
+        <w:r>
+          <w:rPr>
+            <w:rStyle w:val="Hyperlink"/>
+          </w:rPr>
+          <w:t>2. Actividad o pregunta…</w:t>
+        </w:r>
+        <w:r>
+          <w:rPr>
+            <w:noProof/>
+            <w:webHidden/>
+          </w:rPr>
+          <w:tab/>
+        </w:r>
+        <w:r>
+          <w:rPr>
+            <w:noProof/>
+            <w:webHidden/>
+          </w:rPr>
+          <w:fldChar w:fldCharType="begin"/>
+        </w:r>
+        <w:r>
+          <w:rPr>
+            <w:noProof/>
+            <w:webHidden/>
+          </w:rPr>
+          <w:instrText xml:space="preserve"> PAGEREF _Toc239747677 \h </w:instrText>
+        </w:r>
+        <w:r>
+          <w:rPr>
+            <w:noProof/>
+            <w:webHidden/>
+          </w:rPr>
+        </w:r>
+        <w:r>
+          <w:rPr>
+            <w:noProof/>
+            <w:webHidden/>
+          </w:rPr>
+          <w:fldChar w:fldCharType="separate"/>
+        </w:r>
+        <w:r>
+          <w:rPr>
+            <w:noProof/>
+            <w:webHidden/>
+          </w:rPr>
+          <w:t>1</w:t>
+        </w:r>
+        <w:r>
+          <w:rPr>
+            <w:noProof/>
+            <w:webHidden/>
+          </w:rPr>
+          <w:fldChar w:fldCharType="end"/>
+        </w:r>
+      </w:hyperlink>
+    </w:p>
+    <w:p>
+      <w:pPr>
+        <w:pStyle w:val="TOC2"/>
+        <w:tabs>
+          <w:tab w:val="right" w:leader="dot" w:pos="9962"/>
+        </w:tabs>
+        <w:rPr>
+          <w:rFonts w:asciiTheme="minorHAnsi" w:eastAsiaTheme="minorEastAsia" w:hAnsiTheme="minorHAnsi" w:cstheme="minorBidi"/>
+          <w:noProof/>
+          <w:color w:val="auto"/>
+          <w:kern w:val="2"/>
+          <w:sz w:val="24"/>
+          <w:szCs w:val="24"/>
+          <w:lang w:val="es-CO" w:eastAsia="es-CO"/>
+          <w14:ligatures w14:val="standardContextual"/>
+        </w:rPr>
+      </w:pPr>
+      <w:hyperlink w:anchor="_Toc239747678" w:history="1">
+        <w:r>
+          <w:rPr>
+            <w:rStyle w:val="Hyperlink"/>
+          </w:rPr>
+          <w:t>3. Actividad o pregunta…</w:t>
+        </w:r>
+        <w:r>
+          <w:rPr>
+            <w:noProof/>
+            <w:webHidden/>
+          </w:rPr>
+          <w:tab/>
+        </w:r>
+        <w:r>
+          <w:rPr>
+            <w:noProof/>
+            <w:webHidden/>
+          </w:rPr>
+          <w:fldChar w:fldCharType="begin"/>
+        </w:r>
+        <w:r>
+          <w:rPr>
+            <w:noProof/>
+            <w:webHidden/>
+          </w:rPr>
+          <w:instrText xml:space="preserve"> PAGEREF _Toc239747678 \h </w:instrText>
         </w:r>
         <w:r>
           <w:rPr>
@@ -530,15 +752,163 @@
           <w:kern w:val="2"/>
           <w:sz w:val="24"/>
           <w:szCs w:val="24"/>
-          <w:lang w:val="en-US" w:eastAsia="en-US"/>
+          <w:lang w:val="es-CO" w:eastAsia="es-CO"/>
           <w14:ligatures w14:val="standardContextual"/>
         </w:rPr>
       </w:pPr>
-      <w:hyperlink w:anchor="_Toc231546512" w:history="1">
+      <w:hyperlink w:anchor="_Toc239747679" w:history="1">
         <w:r>
           <w:rPr>
             <w:rStyle w:val="Hyperlink"/>
           </w:rPr>
+          <w:t>INFORME TÉCNICO QUIZ</w:t>
+        </w:r>
+        <w:r>
+          <w:rPr>
+            <w:noProof/>
+            <w:webHidden/>
+          </w:rPr>
+          <w:tab/>
+        </w:r>
+        <w:r>
+          <w:rPr>
+            <w:noProof/>
+            <w:webHidden/>
+          </w:rPr>
+          <w:fldChar w:fldCharType="begin"/>
+        </w:r>
+        <w:r>
+          <w:rPr>
+            <w:noProof/>
+            <w:webHidden/>
+          </w:rPr>
+          <w:instrText xml:space="preserve"> PAGEREF _Toc239747679 \h </w:instrText>
+        </w:r>
+        <w:r>
+          <w:rPr>
+            <w:noProof/>
+            <w:webHidden/>
+          </w:rPr>
+        </w:r>
+        <w:r>
+          <w:rPr>
+            <w:noProof/>
+            <w:webHidden/>
+          </w:rPr>
+          <w:fldChar w:fldCharType="separate"/>
+        </w:r>
+        <w:r>
+          <w:rPr>
+            <w:noProof/>
+            <w:webHidden/>
+          </w:rPr>
+          <w:t>1</w:t>
+        </w:r>
+        <w:r>
+          <w:rPr>
+            <w:noProof/>
+            <w:webHidden/>
+          </w:rPr>
+          <w:fldChar w:fldCharType="end"/>
+        </w:r>
+      </w:hyperlink>
+    </w:p>
+    <w:p>
+      <w:pPr>
+        <w:pStyle w:val="TOC2"/>
+        <w:tabs>
+          <w:tab w:val="right" w:leader="dot" w:pos="9962"/>
+        </w:tabs>
+        <w:rPr>
+          <w:rFonts w:asciiTheme="minorHAnsi" w:eastAsiaTheme="minorEastAsia" w:hAnsiTheme="minorHAnsi" w:cstheme="minorBidi"/>
+          <w:noProof/>
+          <w:color w:val="auto"/>
+          <w:kern w:val="2"/>
+          <w:sz w:val="24"/>
+          <w:szCs w:val="24"/>
+          <w:lang w:val="es-CO" w:eastAsia="es-CO"/>
+          <w14:ligatures w14:val="standardContextual"/>
+        </w:rPr>
+      </w:pPr>
+      <w:hyperlink w:anchor="_Toc239747680" w:history="1">
+        <w:r>
+          <w:rPr>
+            <w:rStyle w:val="Hyperlink"/>
+          </w:rPr>
+          <w:t>1. Actividad o pregunta…</w:t>
+        </w:r>
+        <w:r>
+          <w:rPr>
+            <w:noProof/>
+            <w:webHidden/>
+          </w:rPr>
+          <w:tab/>
+        </w:r>
+        <w:r>
+          <w:rPr>
+            <w:noProof/>
+            <w:webHidden/>
+          </w:rPr>
+          <w:fldChar w:fldCharType="begin"/>
+        </w:r>
+        <w:r>
+          <w:rPr>
+            <w:noProof/>
+            <w:webHidden/>
+          </w:rPr>
+          <w:instrText xml:space="preserve"> PAGEREF _Toc239747680 \h </w:instrText>
+        </w:r>
+        <w:r>
+          <w:rPr>
+            <w:noProof/>
+            <w:webHidden/>
+          </w:rPr>
+        </w:r>
+        <w:r>
+          <w:rPr>
+            <w:noProof/>
+            <w:webHidden/>
+          </w:rPr>
+          <w:fldChar w:fldCharType="separate"/>
+        </w:r>
+        <w:r>
+          <w:rPr>
+            <w:noProof/>
+            <w:webHidden/>
+          </w:rPr>
+          <w:t>1</w:t>
+        </w:r>
+        <w:r>
+          <w:rPr>
+            <w:noProof/>
+            <w:webHidden/>
+          </w:rPr>
+          <w:fldChar w:fldCharType="end"/>
+        </w:r>
+      </w:hyperlink>
+    </w:p>
+    <w:p>
+      <w:pPr>
+        <w:pStyle w:val="TOC2"/>
+        <w:tabs>
+          <w:tab w:val="right" w:leader="dot" w:pos="9962"/>
+        </w:tabs>
+        <w:rPr>
+          <w:rFonts w:asciiTheme="minorHAnsi" w:eastAsiaTheme="minorEastAsia" w:hAnsiTheme="minorHAnsi" w:cstheme="minorBidi"/>
+          <w:noProof/>
+          <w:color w:val="auto"/>
+          <w:kern w:val="2"/>
+          <w:sz w:val="24"/>
+          <w:szCs w:val="24"/>
+          <w:lang w:val="es-CO" w:eastAsia="es-CO"/>
+          <w14:ligatures w14:val="standardContextual"/>
+        </w:rPr>
+      </w:pPr>
+      <w:hyperlink w:anchor="_Toc239747681" w:history="1">
+        <w:r>
+          <w:rPr>
+            <w:rStyle w:val="Hyperlink"/>
+          </w:rPr>
           <w:t>2. Actividad o pregunta…</w:t>
         </w:r>
         <w:r>
@@ -560,7 +930,7 @@
             <w:noProof/>
             <w:webHidden/>
           </w:rPr>
-          <w:instrText xml:space="preserve"> PAGEREF _Toc231546512 \h </w:instrText>
+          <w:instrText xml:space="preserve"> PAGEREF _Toc239747681 \h </w:instrText>
         </w:r>
         <w:r>
           <w:rPr>
@@ -580,7 +950,81 @@
             <w:noProof/>
             <w:webHidden/>
           </w:rPr>
-          <w:t>1</w:t>
+          <w:t>2</w:t>
+        </w:r>
+        <w:r>
+          <w:rPr>
+            <w:noProof/>
+            <w:webHidden/>
+          </w:rPr>
+          <w:fldChar w:fldCharType="end"/>
+        </w:r>
+      </w:hyperlink>
+    </w:p>
+    <w:p>
+      <w:pPr>
+        <w:pStyle w:val="TOC2"/>
+        <w:tabs>
+          <w:tab w:val="right" w:leader="dot" w:pos="9962"/>
+        </w:tabs>
+        <w:rPr>
+          <w:rFonts w:asciiTheme="minorHAnsi" w:eastAsiaTheme="minorEastAsia" w:hAnsiTheme="minorHAnsi" w:cstheme="minorBidi"/>
+          <w:noProof/>
+          <w:color w:val="auto"/>
+          <w:kern w:val="2"/>
+          <w:sz w:val="24"/>
+          <w:szCs w:val="24"/>
+          <w:lang w:val="es-CO" w:eastAsia="es-CO"/>
+          <w14:ligatures w14:val="standardContextual"/>
+        </w:rPr>
+      </w:pPr>
+      <w:hyperlink w:anchor="_Toc239747682" w:history="1">
+        <w:r>
+          <w:rPr>
+            <w:rStyle w:val="Hyperlink"/>
+          </w:rPr>
+          <w:t>3. Actividad o pregunta…</w:t>
+        </w:r>
+        <w:r>
+          <w:rPr>
+            <w:noProof/>
+            <w:webHidden/>
+          </w:rPr>
+          <w:tab/>
+        </w:r>
+        <w:r>
+          <w:rPr>
+            <w:noProof/>
+            <w:webHidden/>
+          </w:rPr>
+          <w:fldChar w:fldCharType="begin"/>
+        </w:r>
+        <w:r>
+          <w:rPr>
+            <w:noProof/>
+            <w:webHidden/>
+          </w:rPr>
+          <w:instrText xml:space="preserve"> PAGEREF _Toc239747682 \h </w:instrText>
+        </w:r>
+        <w:r>
+          <w:rPr>
+            <w:noProof/>
+            <w:webHidden/>
+          </w:rPr>
+        </w:r>
+        <w:r>
+          <w:rPr>
+            <w:noProof/>
+            <w:webHidden/>
+          </w:rPr>
+          <w:fldChar w:fldCharType="separate"/>
+        </w:r>
+        <w:r>
+          <w:rPr>
+            <w:noProof/>
+            <w:webHidden/>
+          </w:rPr>
+          <w:t>2</w:t>
         </w:r>
         <w:r>
           <w:rPr>
@@ -604,16 +1048,16 @@
           <w:kern w:val="2"/>
           <w:sz w:val="24"/>
           <w:szCs w:val="24"/>
-          <w:lang w:val="en-US" w:eastAsia="en-US"/>
+          <w:lang w:val="es-CO" w:eastAsia="es-CO"/>
           <w14:ligatures w14:val="standardContextual"/>
         </w:rPr>
       </w:pPr>
-      <w:hyperlink w:anchor="_Toc231546513" w:history="1">
+      <w:hyperlink w:anchor="_Toc239747683" w:history="1">
         <w:r>
           <w:rPr>
             <w:rStyle w:val="Hyperlink"/>
           </w:rPr>
-          <w:t>3. Actividad o pregunta…</w:t>
+          <w:t>Listado de anexos</w:t>
         </w:r>
         <w:r>
           <w:rPr>
@@ -634,7 +1078,7 @@
             <w:noProof/>
             <w:webHidden/>
           </w:rPr>
-          <w:instrText xml:space="preserve"> PAGEREF _Toc231546513 \h </w:instrText>
+          <w:instrText xml:space="preserve"> PAGEREF _Toc239747683 \h </w:instrText>
         </w:r>
         <w:r>
           <w:rPr>
@@ -654,7 +1098,7 @@
             <w:noProof/>
             <w:webHidden/>
           </w:rPr>
-          <w:t>1</w:t>
+          <w:t>2</w:t>
         </w:r>
         <w:r>
           <w:rPr>
@@ -678,16 +1122,16 @@
           <w:kern w:val="2"/>
           <w:sz w:val="24"/>
           <w:szCs w:val="24"/>
-          <w:lang w:val="en-US" w:eastAsia="en-US"/>
+          <w:lang w:val="es-CO" w:eastAsia="es-CO"/>
           <w14:ligatures w14:val="standardContextual"/>
         </w:rPr>
       </w:pPr>
-      <w:hyperlink w:anchor="_Toc231546514" w:history="1">
+      <w:hyperlink w:anchor="_Toc239747684" w:history="1">
         <w:r>
           <w:rPr>
             <w:rStyle w:val="Hyperlink"/>
           </w:rPr>
-          <w:t>Listado de anexos</w:t>
+          <w:t>Referencias bibliográficas generales</w:t>
         </w:r>
         <w:r>
           <w:rPr>
@@ -708,7 +1152,7 @@
             <w:noProof/>
             <w:webHidden/>
           </w:rPr>
-          <w:instrText xml:space="preserve"> PAGEREF _Toc231546514 \h </w:instrText>
+          <w:instrText xml:space="preserve"> PAGEREF _Toc239747684 \h </w:instrText>
         </w:r>
         <w:r>
           <w:rPr>
@@ -728,7 +1172,7 @@
             <w:noProof/>
             <w:webHidden/>
           </w:rPr>
-          <w:t>1</w:t>
+          <w:t>2</w:t>
         </w:r>
         <w:r>
           <w:rPr>
@@ -740,80 +1184,6 @@
       </w:hyperlink>
     </w:p>
     <w:p>
-      <w:pPr>
-        <w:pStyle w:val="TOC1"/>
-        <w:tabs>
-          <w:tab w:val="right" w:leader="dot" w:pos="9962"/>
-        </w:tabs>
-        <w:rPr>
-          <w:rFonts w:asciiTheme="minorHAnsi" w:eastAsiaTheme="minorEastAsia" w:hAnsiTheme="minorHAnsi" w:cstheme="minorBidi"/>
-          <w:noProof/>
-          <w:color w:val="auto"/>
-          <w:kern w:val="2"/>
-          <w:sz w:val="24"/>
-          <w:szCs w:val="24"/>
-          <w:lang w:val="en-US" w:eastAsia="en-US"/>
-          <w14:ligatures w14:val="standardContextual"/>
-        </w:rPr>
-      </w:pPr>
-      <w:hyperlink w:anchor="_Toc231546515" w:history="1">
-        <w:r>
-          <w:rPr>
-            <w:rStyle w:val="Hyperlink"/>
-          </w:rPr>
-          <w:t>Referencias bibliográficas generales</w:t>
-        </w:r>
-        <w:r>
-          <w:rPr>
-            <w:noProof/>
-            <w:webHidden/>
-          </w:rPr>
-          <w:tab/>
-        </w:r>
-        <w:r>
-          <w:rPr>
-            <w:noProof/>
-            <w:webHidden/>
-          </w:rPr>
-          <w:fldChar w:fldCharType="begin"/>
-        </w:r>
-        <w:r>
-          <w:rPr>
-            <w:noProof/>
-            <w:webHidden/>
-          </w:rPr>
-          <w:instrText xml:space="preserve"> PAGEREF _Toc231546515 \h </w:instrText>
-        </w:r>
-        <w:r>
-          <w:rPr>
-            <w:noProof/>
-            <w:webHidden/>
-          </w:rPr>
-        </w:r>
-        <w:r>
-          <w:rPr>
-            <w:noProof/>
-            <w:webHidden/>
-          </w:rPr>
-          <w:fldChar w:fldCharType="separate"/>
-        </w:r>
-        <w:r>
-          <w:rPr>
-            <w:noProof/>
-            <w:webHidden/>
-          </w:rPr>
-          <w:t>1</w:t>
-        </w:r>
-        <w:r>
-          <w:rPr>
-            <w:noProof/>
-            <w:webHidden/>
-          </w:rPr>
-          <w:fldChar w:fldCharType="end"/>
-        </w:r>
-      </w:hyperlink>
-    </w:p>
-    <w:p>
       <w:r>
         <w:fldChar w:fldCharType="end"/>
       </w:r>
@@ -822,8 +1192,19 @@
       <w:pPr>
         <w:pStyle w:val="Heading1"/>
       </w:pPr>
-      <w:bookmarkStart w:id="0" w:name="_Toc231546474"/>
-      <w:bookmarkStart w:id="1" w:name="_Toc231546511"/>
+      <w:bookmarkStart w:id="0" w:name="_Toc239747675"/>
+      <w:r>
+        <w:t>A. INFORME TÉCNICO TALLER</w:t>
+      </w:r>
+      <w:bookmarkEnd w:id="0"/>
+    </w:p>
+    <w:p/>
+    <w:p>
+      <w:pPr>
+        <w:pStyle w:val="Heading2"/>
+      </w:pPr>
+      <w:bookmarkStart w:id="1" w:name="_Toc231546474"/>
+      <w:bookmarkStart w:id="2" w:name="_Toc239747676"/>
       <w:r>
         <w:t>1. Actividad</w:t>
       </w:r>
@@ -836,8 +1217,8 @@
       <w:r>
         <w:t>…</w:t>
       </w:r>
-      <w:bookmarkEnd w:id="0"/>
       <w:bookmarkEnd w:id="1"/>
+      <w:bookmarkEnd w:id="2"/>
     </w:p>
     <w:p/>
     <w:p>
@@ -858,10 +1239,10 @@
     <w:p/>
     <w:p>
       <w:pPr>
-        <w:pStyle w:val="Heading1"/>
-      </w:pPr>
-      <w:bookmarkStart w:id="2" w:name="_Toc231546475"/>
-      <w:bookmarkStart w:id="3" w:name="_Toc231546512"/>
+        <w:pStyle w:val="Heading2"/>
+      </w:pPr>
+      <w:bookmarkStart w:id="3" w:name="_Toc231546475"/>
+      <w:bookmarkStart w:id="4" w:name="_Toc239747677"/>
       <w:r>
         <w:t>2. Actividad</w:t>
       </w:r>
@@ -874,8 +1255,8 @@
       <w:r>
         <w:t>…</w:t>
       </w:r>
-      <w:bookmarkEnd w:id="2"/>
       <w:bookmarkEnd w:id="3"/>
+      <w:bookmarkEnd w:id="4"/>
     </w:p>
     <w:p>
       <w:pPr>
@@ -906,10 +1287,10 @@
     </w:p>
     <w:p>
       <w:pPr>
-        <w:pStyle w:val="Heading1"/>
-      </w:pPr>
-      <w:bookmarkStart w:id="4" w:name="_Toc231546476"/>
-      <w:bookmarkStart w:id="5" w:name="_Toc231546513"/>
+        <w:pStyle w:val="Heading2"/>
+      </w:pPr>
+      <w:bookmarkStart w:id="5" w:name="_Toc231546476"/>
+      <w:bookmarkStart w:id="6" w:name="_Toc239747678"/>
       <w:r>
         <w:t>3. Actividad</w:t>
       </w:r>
@@ -922,8 +1303,8 @@
       <w:r>
         <w:t>…</w:t>
       </w:r>
-      <w:bookmarkEnd w:id="4"/>
       <w:bookmarkEnd w:id="5"/>
+      <w:bookmarkEnd w:id="6"/>
     </w:p>
     <w:p/>
     <w:p>
@@ -946,15 +1327,152 @@
       <w:pPr>
         <w:pStyle w:val="Heading1"/>
       </w:pPr>
-      <w:bookmarkStart w:id="6" w:name="_Toc205620316"/>
-      <w:bookmarkStart w:id="7" w:name="_Toc231546477"/>
-      <w:bookmarkStart w:id="8" w:name="_Toc231546514"/>
+      <w:bookmarkStart w:id="7" w:name="_Toc239747679"/>
+      <w:r>
+        <w:t xml:space="preserve">B. </w:t>
+      </w:r>
+      <w:r>
+        <w:t xml:space="preserve">INFORME TÉCNICO </w:t>
+      </w:r>
+      <w:r>
+        <w:t>QUIZ</w:t>
+      </w:r>
+      <w:bookmarkEnd w:id="7"/>
+    </w:p>
+    <w:p/>
+    <w:p>
+      <w:pPr>
+        <w:pStyle w:val="Heading2"/>
+      </w:pPr>
+      <w:bookmarkStart w:id="8" w:name="_Toc239747680"/>
+      <w:r>
+        <w:t>1. Actividad</w:t>
+      </w:r>
+      <w:r>
+        <w:rPr>
+          <w:lang w:val="es-ES"/>
+        </w:rPr>
+        <w:t xml:space="preserve"> o pregunta</w:t>
+      </w:r>
+      <w:r>
+        <w:t>…</w:t>
+      </w:r>
+      <w:bookmarkEnd w:id="8"/>
+    </w:p>
+    <w:p/>
+    <w:p>
+      <w:r>
+        <w:t>Texto de la actividad…</w:t>
+      </w:r>
+    </w:p>
+    <w:p>
+      <w:r>
+        <w:t>Capturas de pantalla…</w:t>
+      </w:r>
+    </w:p>
+    <w:p>
+      <w:r>
+        <w:lastRenderedPageBreak/>
+        <w:t>Referencias particulares…</w:t>
+      </w:r>
+    </w:p>
+    <w:p/>
+    <w:p>
+      <w:pPr>
+        <w:pStyle w:val="Heading2"/>
+      </w:pPr>
+      <w:bookmarkStart w:id="9" w:name="_Toc239747681"/>
+      <w:r>
+        <w:t>2. Actividad</w:t>
+      </w:r>
+      <w:r>
+        <w:rPr>
+          <w:lang w:val="es-ES"/>
+        </w:rPr>
+        <w:t xml:space="preserve"> o pregunta</w:t>
+      </w:r>
+      <w:r>
+        <w:t>…</w:t>
+      </w:r>
+      <w:bookmarkEnd w:id="9"/>
+    </w:p>
+    <w:p>
+      <w:pPr>
+        <w:pStyle w:val="Heading2"/>
+      </w:pPr>
+    </w:p>
+    <w:p>
+      <w:r>
+        <w:t>Texto de la actividad…</w:t>
+      </w:r>
+    </w:p>
+    <w:p>
+      <w:r>
+        <w:t>Capturas de pantalla…</w:t>
+      </w:r>
+    </w:p>
+    <w:p>
+      <w:r>
+        <w:t>Referencias particulares…</w:t>
+      </w:r>
+    </w:p>
+    <w:p>
+      <w:pPr>
+        <w:rPr>
+          <w:lang w:val="es-ES_tradnl"/>
+        </w:rPr>
+      </w:pPr>
+    </w:p>
+    <w:p>
+      <w:pPr>
+        <w:pStyle w:val="Heading2"/>
+      </w:pPr>
+      <w:bookmarkStart w:id="10" w:name="_Toc239747682"/>
+      <w:r>
+        <w:t>3. Actividad</w:t>
+      </w:r>
+      <w:r>
+        <w:rPr>
+          <w:lang w:val="es-ES"/>
+        </w:rPr>
+        <w:t xml:space="preserve"> o pregunta</w:t>
+      </w:r>
+      <w:r>
+        <w:t>…</w:t>
+      </w:r>
+      <w:bookmarkEnd w:id="10"/>
+    </w:p>
+    <w:p/>
+    <w:p>
+      <w:r>
+        <w:t>Texto de la actividad…</w:t>
+      </w:r>
+    </w:p>
+    <w:p>
+      <w:r>
+        <w:t>Capturas de pantalla…</w:t>
+      </w:r>
+    </w:p>
+    <w:p>
+      <w:r>
+        <w:t>Referencias particulares…</w:t>
+      </w:r>
+    </w:p>
+    <w:p/>
+    <w:p/>
+    <w:p>
+      <w:pPr>
+        <w:pStyle w:val="Heading1"/>
+      </w:pPr>
+      <w:bookmarkStart w:id="11" w:name="_Toc205620316"/>
+      <w:bookmarkStart w:id="12" w:name="_Toc231546477"/>
+      <w:bookmarkStart w:id="13" w:name="_Toc239747683"/>
       <w:r>
         <w:t>Listado de anexos</w:t>
       </w:r>
-      <w:bookmarkEnd w:id="6"/>
-      <w:bookmarkEnd w:id="7"/>
-      <w:bookmarkEnd w:id="8"/>
+      <w:bookmarkEnd w:id="11"/>
+      <w:bookmarkEnd w:id="12"/>
+      <w:bookmarkEnd w:id="13"/>
     </w:p>
     <w:p/>
     <w:tbl>
@@ -1033,20 +1551,20 @@
       <w:pPr>
         <w:pStyle w:val="Heading1"/>
       </w:pPr>
-      <w:bookmarkStart w:id="9" w:name="_Toc205620317"/>
-      <w:bookmarkStart w:id="10" w:name="_Toc225060035"/>
-      <w:bookmarkStart w:id="11" w:name="_Toc231546478"/>
-      <w:bookmarkStart w:id="12" w:name="_Toc231546515"/>
+      <w:bookmarkStart w:id="14" w:name="_Toc205620317"/>
+      <w:bookmarkStart w:id="15" w:name="_Toc225060035"/>
+      <w:bookmarkStart w:id="16" w:name="_Toc231546478"/>
+      <w:bookmarkStart w:id="17" w:name="_Toc239747684"/>
       <w:r>
         <w:t>Referencias bibliográficas</w:t>
       </w:r>
-      <w:bookmarkEnd w:id="9"/>
-      <w:bookmarkEnd w:id="10"/>
+      <w:bookmarkEnd w:id="14"/>
+      <w:bookmarkEnd w:id="15"/>
       <w:r>
         <w:t xml:space="preserve"> generales</w:t>
       </w:r>
-      <w:bookmarkEnd w:id="11"/>
-      <w:bookmarkEnd w:id="12"/>
+      <w:bookmarkEnd w:id="16"/>
+      <w:bookmarkEnd w:id="17"/>
     </w:p>
     <w:p>
       <w:pPr>
@@ -1098,12 +1616,9 @@
       </w:pPr>
     </w:p>
     <w:sectPr>
-      <w:headerReference w:type="even" r:id="rId9"/>
-      <w:headerReference w:type="default" r:id="rId10"/>
-      <w:footerReference w:type="even" r:id="rId11"/>
-      <w:footerReference w:type="default" r:id="rId12"/>
-      <w:headerReference w:type="first" r:id="rId13"/>
-      <w:footerReference w:type="first" r:id="rId14"/>
+      <w:headerReference w:type="default" r:id="rId9"/>
+      <w:footerReference w:type="even" r:id="rId10"/>
+      <w:footerReference w:type="default" r:id="rId11"/>
       <w:pgSz w:w="12240" w:h="15840" w:code="1"/>
       <w:pgMar w:top="851" w:right="1134" w:bottom="851" w:left="1134" w:header="425" w:footer="425" w:gutter="0"/>
       <w:cols w:space="720"/>
@@ -1432,16 +1947,6 @@
 </w:ftr>
 </file>
 
-<file path=word/footer3.xml><?xml version="1.0" encoding="utf-8"?>
-<w:ftr xmlns:wpc="http://schemas.microsoft.com/office/word/2010/wordprocessingCanvas" xmlns:cx="http://schemas.microsoft.com/office/drawing/2014/chartex" xmlns:cx1="http://schemas.microsoft.com/office/drawing/2015/9/8/chartex" xmlns:cx2="http://schemas.microsoft.com/office/drawing/2015/10/21/chartex" xmlns:cx3="http://schemas.microsoft.com/office/drawing/2016/5/9/chartex" xmlns:cx4="http://schemas.microsoft.com/office/drawing/2016/5/10/chartex" xmlns:cx5="http://schemas.microsoft.com/office/drawing/2016/5/11/chartex" xmlns:cx6="http://schemas.microsoft.com/office/drawing/2016/5/12/chartex" xmlns:cx7="http://schemas.microsoft.com/office/drawing/2016/5/13/chartex" xmlns:cx8="http://schemas.microsoft.com/office/drawing/2016/5/14/chartex" xmlns:mc="http://schemas.openxmlformats.org/markup-compatibility/2006" xmlns:aink="http://schemas.microsoft.com/office/drawing/2016/ink" xmlns:am3d="http://schemas.microsoft.com/office/drawing/2017/model3d" xmlns:o="urn:schemas-microsoft-com:office:office" xmlns:oel="http://schemas.microsoft.com/office/2019/extlst" xmlns:r="http://schemas.openxmlformats.org/officeDocument/2006/relationships" xmlns:m="http://schemas.openxmlformats.org/officeDocument/2006/math" xmlns:v="urn:schemas-microsoft-com:vml" xmlns:wp14="http://schemas.microsoft.com/office/word/2010/wordprocessingDrawing" xmlns:wp="http://schemas.openxmlformats.org/drawingml/2006/wordprocessingDrawing" xmlns:w10="urn:schemas-microsoft-com:office:word" xmlns:w="http://schemas.openxmlformats.org/wordprocessingml/2006/main" xmlns:w14="http://schemas.microsoft.com/office/word/2010/wordml" xmlns:w15="http://schemas.microsoft.com/office/word/2012/wordml" xmlns:w16cex="http://schemas.microsoft.com/office/word/2018/wordml/cex" xmlns:w16cid="http://schemas.microsoft.com/office/word/2016/wordml/cid" xmlns:w16="http://schemas.microsoft.com/office/word/2018/wordml" xmlns:w16du="http://schemas.microsoft.com/office/word/2023/wordml/word16du" xmlns:w16sdtdh="http://schemas.microsoft.com/office/word/2020/wordml/sdtdatahash" xmlns:w16sdtfl="http://schemas.microsoft.com/office/word/2024/wordml/sdtformatlock" xmlns:w16se="http://schemas.microsoft.com/office/word/2015/wordml/symex" xmlns:wpg="http://schemas.microsoft.com/office/word/2010/wordprocessingGroup" xmlns:wpi="http://schemas.microsoft.com/office/word/2010/wordprocessingInk" xmlns:wne="http://schemas.microsoft.com/office/word/2006/wordml" xmlns:wps="http://schemas.microsoft.com/office/word/2010/wordprocessingShape" mc:Ignorable="w14 w15 w16se w16cid w16 w16cex w16sdtdh w16sdtfl w16du wp14">
-  <w:p>
-    <w:pPr>
-      <w:pStyle w:val="Footer"/>
-    </w:pPr>
-  </w:p>
-</w:ftr>
-</file>
-
 <file path=word/footnotes.xml><?xml version="1.0" encoding="utf-8"?>
 <w:footnotes xmlns:wpc="http://schemas.microsoft.com/office/word/2010/wordprocessingCanvas" xmlns:cx="http://schemas.microsoft.com/office/drawing/2014/chartex" xmlns:cx1="http://schemas.microsoft.com/office/drawing/2015/9/8/chartex" xmlns:cx2="http://schemas.microsoft.com/office/drawing/2015/10/21/chartex" xmlns:cx3="http://schemas.microsoft.com/office/drawing/2016/5/9/chartex" xmlns:cx4="http://schemas.microsoft.com/office/drawing/2016/5/10/chartex" xmlns:cx5="http://schemas.microsoft.com/office/drawing/2016/5/11/chartex" xmlns:cx6="http://schemas.microsoft.com/office/drawing/2016/5/12/chartex" xmlns:cx7="http://schemas.microsoft.com/office/drawing/2016/5/13/chartex" xmlns:cx8="http://schemas.microsoft.com/office/drawing/2016/5/14/chartex" xmlns:mc="http://schemas.openxmlformats.org/markup-compatibility/2006" xmlns:aink="http://schemas.microsoft.com/office/drawing/2016/ink" xmlns:am3d="http://schemas.microsoft.com/office/drawing/2017/model3d" xmlns:o="urn:schemas-microsoft-com:office:office" xmlns:oel="http://schemas.microsoft.com/office/2019/extlst" xmlns:r="http://schemas.openxmlformats.org/officeDocument/2006/relationships" xmlns:m="http://schemas.openxmlformats.org/officeDocument/2006/math" xmlns:v="urn:schemas-microsoft-com:vml" xmlns:wp14="http://schemas.microsoft.com/office/word/2010/wordprocessingDrawing" xmlns:wp="http://schemas.openxmlformats.org/drawingml/2006/wordprocessingDrawing" xmlns:w10="urn:schemas-microsoft-com:office:word" xmlns:w="http://schemas.openxmlformats.org/wordprocessingml/2006/main" xmlns:w14="http://schemas.microsoft.com/office/word/2010/wordml" xmlns:w15="http://schemas.microsoft.com/office/word/2012/wordml" xmlns:w16cex="http://schemas.microsoft.com/office/word/2018/wordml/cex" xmlns:w16cid="http://schemas.microsoft.com/office/word/2016/wordml/cid" xmlns:w16="http://schemas.microsoft.com/office/word/2018/wordml" xmlns:w16du="http://schemas.microsoft.com/office/word/2023/wordml/word16du" xmlns:w16sdtdh="http://schemas.microsoft.com/office/word/2020/wordml/sdtdatahash" xmlns:w16sdtfl="http://schemas.microsoft.com/office/word/2024/wordml/sdtformatlock" xmlns:w16se="http://schemas.microsoft.com/office/word/2015/wordml/symex" xmlns:wpg="http://schemas.microsoft.com/office/word/2010/wordprocessingGroup" xmlns:wpi="http://schemas.microsoft.com/office/word/2010/wordprocessingInk" xmlns:wne="http://schemas.microsoft.com/office/word/2006/wordml" xmlns:wps="http://schemas.microsoft.com/office/word/2010/wordprocessingShape" mc:Ignorable="w14 w15 w16se w16cid w16 w16cex w16sdtdh w16sdtfl w16du wp14">
   <w:footnote w:type="separator" w:id="-1">
@@ -1468,16 +1973,6 @@
 </file>
 
 <file path=word/header1.xml><?xml version="1.0" encoding="utf-8"?>
-<w:hdr xmlns:wpc="http://schemas.microsoft.com/office/word/2010/wordprocessingCanvas" xmlns:cx="http://schemas.microsoft.com/office/drawing/2014/chartex" xmlns:cx1="http://schemas.microsoft.com/office/drawing/2015/9/8/chartex" xmlns:cx2="http://schemas.microsoft.com/office/drawing/2015/10/21/chartex" xmlns:cx3="http://schemas.microsoft.com/office/drawing/2016/5/9/chartex" xmlns:cx4="http://schemas.microsoft.com/office/drawing/2016/5/10/chartex" xmlns:cx5="http://schemas.microsoft.com/office/drawing/2016/5/11/chartex" xmlns:cx6="http://schemas.microsoft.com/office/drawing/2016/5/12/chartex" xmlns:cx7="http://schemas.microsoft.com/office/drawing/2016/5/13/chartex" xmlns:cx8="http://schemas.microsoft.com/office/drawing/2016/5/14/chartex" xmlns:mc="http://schemas.openxmlformats.org/markup-compatibility/2006" xmlns:aink="http://schemas.microsoft.com/office/drawing/2016/ink" xmlns:am3d="http://schemas.microsoft.com/office/drawing/2017/model3d" xmlns:o="urn:schemas-microsoft-com:office:office" xmlns:oel="http://schemas.microsoft.com/office/2019/extlst" xmlns:r="http://schemas.openxmlformats.org/officeDocument/2006/relationships" xmlns:m="http://schemas.openxmlformats.org/officeDocument/2006/math" xmlns:v="urn:schemas-microsoft-com:vml" xmlns:wp14="http://schemas.microsoft.com/office/word/2010/wordprocessingDrawing" xmlns:wp="http://schemas.openxmlformats.org/drawingml/2006/wordprocessingDrawing" xmlns:w10="urn:schemas-microsoft-com:office:word" xmlns:w="http://schemas.openxmlformats.org/wordprocessingml/2006/main" xmlns:w14="http://schemas.microsoft.com/office/word/2010/wordml" xmlns:w15="http://schemas.microsoft.com/office/word/2012/wordml" xmlns:w16cex="http://schemas.microsoft.com/office/word/2018/wordml/cex" xmlns:w16cid="http://schemas.microsoft.com/office/word/2016/wordml/cid" xmlns:w16="http://schemas.microsoft.com/office/word/2018/wordml" xmlns:w16du="http://schemas.microsoft.com/office/word/2023/wordml/word16du" xmlns:w16sdtdh="http://schemas.microsoft.com/office/word/2020/wordml/sdtdatahash" xmlns:w16sdtfl="http://schemas.microsoft.com/office/word/2024/wordml/sdtformatlock" xmlns:w16se="http://schemas.microsoft.com/office/word/2015/wordml/symex" xmlns:wpg="http://schemas.microsoft.com/office/word/2010/wordprocessingGroup" xmlns:wpi="http://schemas.microsoft.com/office/word/2010/wordprocessingInk" xmlns:wne="http://schemas.microsoft.com/office/word/2006/wordml" xmlns:wps="http://schemas.microsoft.com/office/word/2010/wordprocessingShape" mc:Ignorable="w14 w15 w16se w16cid w16 w16cex w16sdtdh w16sdtfl w16du wp14">
-  <w:p>
-    <w:pPr>
-      <w:pStyle w:val="Header"/>
-    </w:pPr>
-  </w:p>
-</w:hdr>
-</file>
-
-<file path=word/header2.xml><?xml version="1.0" encoding="utf-8"?>
 <w:hdr xmlns:wpc="http://schemas.microsoft.com/office/word/2010/wordprocessingCanvas" xmlns:cx="http://schemas.microsoft.com/office/drawing/2014/chartex" xmlns:cx1="http://schemas.microsoft.com/office/drawing/2015/9/8/chartex" xmlns:cx2="http://schemas.microsoft.com/office/drawing/2015/10/21/chartex" xmlns:cx3="http://schemas.microsoft.com/office/drawing/2016/5/9/chartex" xmlns:cx4="http://schemas.microsoft.com/office/drawing/2016/5/10/chartex" xmlns:cx5="http://schemas.microsoft.com/office/drawing/2016/5/11/chartex" xmlns:cx6="http://schemas.microsoft.com/office/drawing/2016/5/12/chartex" xmlns:cx7="http://schemas.microsoft.com/office/drawing/2016/5/13/chartex" xmlns:cx8="http://schemas.microsoft.com/office/drawing/2016/5/14/chartex" xmlns:mc="http://schemas.openxmlformats.org/markup-compatibility/2006" xmlns:aink="http://schemas.microsoft.com/office/drawing/2016/ink" xmlns:am3d="http://schemas.microsoft.com/office/drawing/2017/model3d" xmlns:o="urn:schemas-microsoft-com:office:office" xmlns:oel="http://schemas.microsoft.com/office/2019/extlst" xmlns:r="http://schemas.openxmlformats.org/officeDocument/2006/relationships" xmlns:m="http://schemas.openxmlformats.org/officeDocument/2006/math" xmlns:v="urn:schemas-microsoft-com:vml" xmlns:wp14="http://schemas.microsoft.com/office/word/2010/wordprocessingDrawing" xmlns:wp="http://schemas.openxmlformats.org/drawingml/2006/wordprocessingDrawing" xmlns:w10="urn:schemas-microsoft-com:office:word" xmlns:w="http://schemas.openxmlformats.org/wordprocessingml/2006/main" xmlns:w14="http://schemas.microsoft.com/office/word/2010/wordml" xmlns:w15="http://schemas.microsoft.com/office/word/2012/wordml" xmlns:w16cex="http://schemas.microsoft.com/office/word/2018/wordml/cex" xmlns:w16cid="http://schemas.microsoft.com/office/word/2016/wordml/cid" xmlns:w16="http://schemas.microsoft.com/office/word/2018/wordml" xmlns:w16du="http://schemas.microsoft.com/office/word/2023/wordml/word16du" xmlns:w16sdtdh="http://schemas.microsoft.com/office/word/2020/wordml/sdtdatahash" xmlns:w16sdtfl="http://schemas.microsoft.com/office/word/2024/wordml/sdtformatlock" xmlns:w16se="http://schemas.microsoft.com/office/word/2015/wordml/symex" xmlns:wpg="http://schemas.microsoft.com/office/word/2010/wordprocessingGroup" xmlns:wpi="http://schemas.microsoft.com/office/word/2010/wordprocessingInk" xmlns:wne="http://schemas.microsoft.com/office/word/2006/wordml" xmlns:wps="http://schemas.microsoft.com/office/word/2010/wordprocessingShape" mc:Ignorable="w14 w15 w16se w16cid w16 w16cex w16sdtdh w16sdtfl w16du wp14">
   <w:tbl>
     <w:tblPr>
@@ -1512,8 +2007,8 @@
           <w:tcW w:w="995" w:type="pct"/>
           <w:vAlign w:val="center"/>
         </w:tcPr>
-        <w:bookmarkStart w:id="13" w:name="_Hlk534720586"/>
-        <w:bookmarkStart w:id="14" w:name="_Hlk534720587"/>
+        <w:bookmarkStart w:id="18" w:name="_Hlk534720586"/>
+        <w:bookmarkStart w:id="19" w:name="_Hlk534720587"/>
         <w:p>
           <w:pPr>
             <w:jc w:val="left"/>
@@ -1737,14 +2232,22 @@
               <w:szCs w:val="12"/>
               <w:lang w:val="es-CO"/>
             </w:rPr>
-            <w:t>0322</w:t>
+            <w:t>0</w:t>
+          </w:r>
+          <w:r>
+            <w:rPr>
+              <w:sz w:val="12"/>
+              <w:szCs w:val="12"/>
+              <w:lang w:val="es-CO"/>
+            </w:rPr>
+            <w:t>809</w:t>
           </w:r>
         </w:p>
       </w:tc>
     </w:tr>
   </w:tbl>
-  <w:bookmarkEnd w:id="13"/>
-  <w:bookmarkEnd w:id="14"/>
+  <w:bookmarkEnd w:id="18"/>
+  <w:bookmarkEnd w:id="19"/>
   <w:p>
     <w:pPr>
       <w:pStyle w:val="Header"/>
@@ -1812,16 +2315,6 @@
         </wp:anchor>
       </w:drawing>
     </w:r>
-  </w:p>
-</w:hdr>
-</file>
-
-<file path=word/header3.xml><?xml version="1.0" encoding="utf-8"?>
-<w:hdr xmlns:wpc="http://schemas.microsoft.com/office/word/2010/wordprocessingCanvas" xmlns:cx="http://schemas.microsoft.com/office/drawing/2014/chartex" xmlns:cx1="http://schemas.microsoft.com/office/drawing/2015/9/8/chartex" xmlns:cx2="http://schemas.microsoft.com/office/drawing/2015/10/21/chartex" xmlns:cx3="http://schemas.microsoft.com/office/drawing/2016/5/9/chartex" xmlns:cx4="http://schemas.microsoft.com/office/drawing/2016/5/10/chartex" xmlns:cx5="http://schemas.microsoft.com/office/drawing/2016/5/11/chartex" xmlns:cx6="http://schemas.microsoft.com/office/drawing/2016/5/12/chartex" xmlns:cx7="http://schemas.microsoft.com/office/drawing/2016/5/13/chartex" xmlns:cx8="http://schemas.microsoft.com/office/drawing/2016/5/14/chartex" xmlns:mc="http://schemas.openxmlformats.org/markup-compatibility/2006" xmlns:aink="http://schemas.microsoft.com/office/drawing/2016/ink" xmlns:am3d="http://schemas.microsoft.com/office/drawing/2017/model3d" xmlns:o="urn:schemas-microsoft-com:office:office" xmlns:oel="http://schemas.microsoft.com/office/2019/extlst" xmlns:r="http://schemas.openxmlformats.org/officeDocument/2006/relationships" xmlns:m="http://schemas.openxmlformats.org/officeDocument/2006/math" xmlns:v="urn:schemas-microsoft-com:vml" xmlns:wp14="http://schemas.microsoft.com/office/word/2010/wordprocessingDrawing" xmlns:wp="http://schemas.openxmlformats.org/drawingml/2006/wordprocessingDrawing" xmlns:w10="urn:schemas-microsoft-com:office:word" xmlns:w="http://schemas.openxmlformats.org/wordprocessingml/2006/main" xmlns:w14="http://schemas.microsoft.com/office/word/2010/wordml" xmlns:w15="http://schemas.microsoft.com/office/word/2012/wordml" xmlns:w16cex="http://schemas.microsoft.com/office/word/2018/wordml/cex" xmlns:w16cid="http://schemas.microsoft.com/office/word/2016/wordml/cid" xmlns:w16="http://schemas.microsoft.com/office/word/2018/wordml" xmlns:w16du="http://schemas.microsoft.com/office/word/2023/wordml/word16du" xmlns:w16sdtdh="http://schemas.microsoft.com/office/word/2020/wordml/sdtdatahash" xmlns:w16sdtfl="http://schemas.microsoft.com/office/word/2024/wordml/sdtformatlock" xmlns:w16se="http://schemas.microsoft.com/office/word/2015/wordml/symex" xmlns:wpg="http://schemas.microsoft.com/office/word/2010/wordprocessingGroup" xmlns:wpi="http://schemas.microsoft.com/office/word/2010/wordprocessingInk" xmlns:wne="http://schemas.microsoft.com/office/word/2006/wordml" xmlns:wps="http://schemas.microsoft.com/office/word/2010/wordprocessingShape" mc:Ignorable="w14 w15 w16se w16cid w16 w16cex w16sdtdh w16sdtfl w16du wp14">
-  <w:p>
-    <w:pPr>
-      <w:pStyle w:val="Header"/>
-    </w:pPr>
   </w:p>
 </w:hdr>
 </file>
@@ -3658,13 +4151,14 @@
     <w:next w:val="Normal"/>
     <w:link w:val="Heading1Char"/>
     <w:qFormat/>
-    <w:rsid w:val="00BE1C3A"/>
+    <w:rsid w:val="00FB44AA"/>
     <w:pPr>
       <w:jc w:val="left"/>
       <w:outlineLvl w:val="0"/>
     </w:pPr>
     <w:rPr>
       <w:rFonts w:cs="Arial"/>
+      <w:b/>
       <w:sz w:val="24"/>
       <w:shd w:val="clear" w:color="auto" w:fill="FFFFFF"/>
       <w:lang w:val="es-CO"/>
@@ -4135,7 +4629,7 @@
     </w:pPr>
     <w:rPr>
       <w:rFonts w:asciiTheme="majorHAnsi" w:eastAsiaTheme="majorEastAsia" w:hAnsiTheme="majorHAnsi" w:cstheme="majorBidi"/>
-      <w:b/>
+      <w:b w:val="0"/>
       <w:bCs/>
       <w:szCs w:val="28"/>
       <w:lang w:eastAsia="en-US"/>
@@ -4215,9 +4709,10 @@
     <w:name w:val="Heading 1 Char"/>
     <w:basedOn w:val="DefaultParagraphFont"/>
     <w:link w:val="Heading1"/>
-    <w:rsid w:val="00BE1C3A"/>
+    <w:rsid w:val="00FB44AA"/>
     <w:rPr>
       <w:rFonts w:ascii="Segoe UI Light" w:hAnsi="Segoe UI Light" w:cs="Arial"/>
+      <w:b/>
       <w:color w:val="000000" w:themeColor="text1"/>
       <w:sz w:val="24"/>
       <w:lang w:val="es-CO"/>

--- a/file/report/DAPC_PlantillaInformeTecnico.docx
+++ b/file/report/DAPC_PlantillaInformeTecnico.docx
@@ -460,12 +460,12 @@
       <w:r>
         <w:fldChar w:fldCharType="separate"/>
       </w:r>
-      <w:hyperlink w:anchor="_Toc239747675" w:history="1">
+      <w:hyperlink w:anchor="_Toc239918415" w:history="1">
         <w:r>
           <w:rPr>
             <w:rStyle w:val="Hyperlink"/>
           </w:rPr>
-          <w:t>INFORME TÉCNICO TALLER</w:t>
+          <w:t>A. INFORME TÉCNICO TALLER</w:t>
         </w:r>
         <w:r>
           <w:rPr>
@@ -486,7 +486,7 @@
             <w:noProof/>
             <w:webHidden/>
           </w:rPr>
-          <w:instrText xml:space="preserve"> PAGEREF _Toc239747675 \h </w:instrText>
+          <w:instrText xml:space="preserve"> PAGEREF _Toc239918415 \h </w:instrText>
         </w:r>
         <w:r>
           <w:rPr>
@@ -534,7 +534,7 @@
           <w14:ligatures w14:val="standardContextual"/>
         </w:rPr>
       </w:pPr>
-      <w:hyperlink w:anchor="_Toc239747676" w:history="1">
+      <w:hyperlink w:anchor="_Toc239918416" w:history="1">
         <w:r>
           <w:rPr>
             <w:rStyle w:val="Hyperlink"/>
@@ -560,7 +560,7 @@
             <w:noProof/>
             <w:webHidden/>
           </w:rPr>
-          <w:instrText xml:space="preserve"> PAGEREF _Toc239747676 \h </w:instrText>
+          <w:instrText xml:space="preserve"> PAGEREF _Toc239918416 \h </w:instrText>
         </w:r>
         <w:r>
           <w:rPr>
@@ -608,7 +608,7 @@
           <w14:ligatures w14:val="standardContextual"/>
         </w:rPr>
       </w:pPr>
-      <w:hyperlink w:anchor="_Toc239747677" w:history="1">
+      <w:hyperlink w:anchor="_Toc239918417" w:history="1">
         <w:r>
           <w:rPr>
             <w:rStyle w:val="Hyperlink"/>
@@ -634,7 +634,7 @@
             <w:noProof/>
             <w:webHidden/>
           </w:rPr>
-          <w:instrText xml:space="preserve"> PAGEREF _Toc239747677 \h </w:instrText>
+          <w:instrText xml:space="preserve"> PAGEREF _Toc239918417 \h </w:instrText>
         </w:r>
         <w:r>
           <w:rPr>
@@ -682,7 +682,7 @@
           <w14:ligatures w14:val="standardContextual"/>
         </w:rPr>
       </w:pPr>
-      <w:hyperlink w:anchor="_Toc239747678" w:history="1">
+      <w:hyperlink w:anchor="_Toc239918418" w:history="1">
         <w:r>
           <w:rPr>
             <w:rStyle w:val="Hyperlink"/>
@@ -708,7 +708,7 @@
             <w:noProof/>
             <w:webHidden/>
           </w:rPr>
-          <w:instrText xml:space="preserve"> PAGEREF _Toc239747678 \h </w:instrText>
+          <w:instrText xml:space="preserve"> PAGEREF _Toc239918418 \h </w:instrText>
         </w:r>
         <w:r>
           <w:rPr>
@@ -756,12 +756,12 @@
           <w14:ligatures w14:val="standardContextual"/>
         </w:rPr>
       </w:pPr>
-      <w:hyperlink w:anchor="_Toc239747679" w:history="1">
+      <w:hyperlink w:anchor="_Toc239918419" w:history="1">
         <w:r>
           <w:rPr>
             <w:rStyle w:val="Hyperlink"/>
           </w:rPr>
-          <w:t>INFORME TÉCNICO QUIZ</w:t>
+          <w:t>B. INFORME TÉCNICO QUIZ</w:t>
         </w:r>
         <w:r>
           <w:rPr>
@@ -782,7 +782,7 @@
             <w:noProof/>
             <w:webHidden/>
           </w:rPr>
-          <w:instrText xml:space="preserve"> PAGEREF _Toc239747679 \h </w:instrText>
+          <w:instrText xml:space="preserve"> PAGEREF _Toc239918419 \h </w:instrText>
         </w:r>
         <w:r>
           <w:rPr>
@@ -830,7 +830,7 @@
           <w14:ligatures w14:val="standardContextual"/>
         </w:rPr>
       </w:pPr>
-      <w:hyperlink w:anchor="_Toc239747680" w:history="1">
+      <w:hyperlink w:anchor="_Toc239918420" w:history="1">
         <w:r>
           <w:rPr>
             <w:rStyle w:val="Hyperlink"/>
@@ -856,7 +856,7 @@
             <w:noProof/>
             <w:webHidden/>
           </w:rPr>
-          <w:instrText xml:space="preserve"> PAGEREF _Toc239747680 \h </w:instrText>
+          <w:instrText xml:space="preserve"> PAGEREF _Toc239918420 \h </w:instrText>
         </w:r>
         <w:r>
           <w:rPr>
@@ -904,7 +904,7 @@
           <w14:ligatures w14:val="standardContextual"/>
         </w:rPr>
       </w:pPr>
-      <w:hyperlink w:anchor="_Toc239747681" w:history="1">
+      <w:hyperlink w:anchor="_Toc239918421" w:history="1">
         <w:r>
           <w:rPr>
             <w:rStyle w:val="Hyperlink"/>
@@ -930,7 +930,7 @@
             <w:noProof/>
             <w:webHidden/>
           </w:rPr>
-          <w:instrText xml:space="preserve"> PAGEREF _Toc239747681 \h </w:instrText>
+          <w:instrText xml:space="preserve"> PAGEREF _Toc239918421 \h </w:instrText>
         </w:r>
         <w:r>
           <w:rPr>
@@ -978,7 +978,7 @@
           <w14:ligatures w14:val="standardContextual"/>
         </w:rPr>
       </w:pPr>
-      <w:hyperlink w:anchor="_Toc239747682" w:history="1">
+      <w:hyperlink w:anchor="_Toc239918422" w:history="1">
         <w:r>
           <w:rPr>
             <w:rStyle w:val="Hyperlink"/>
@@ -1004,7 +1004,7 @@
             <w:noProof/>
             <w:webHidden/>
           </w:rPr>
-          <w:instrText xml:space="preserve"> PAGEREF _Toc239747682 \h </w:instrText>
+          <w:instrText xml:space="preserve"> PAGEREF _Toc239918422 \h </w:instrText>
         </w:r>
         <w:r>
           <w:rPr>
@@ -1052,7 +1052,7 @@
           <w14:ligatures w14:val="standardContextual"/>
         </w:rPr>
       </w:pPr>
-      <w:hyperlink w:anchor="_Toc239747683" w:history="1">
+      <w:hyperlink w:anchor="_Toc239918423" w:history="1">
         <w:r>
           <w:rPr>
             <w:rStyle w:val="Hyperlink"/>
@@ -1078,7 +1078,7 @@
             <w:noProof/>
             <w:webHidden/>
           </w:rPr>
-          <w:instrText xml:space="preserve"> PAGEREF _Toc239747683 \h </w:instrText>
+          <w:instrText xml:space="preserve"> PAGEREF _Toc239918423 \h </w:instrText>
         </w:r>
         <w:r>
           <w:rPr>
@@ -1126,7 +1126,7 @@
           <w14:ligatures w14:val="standardContextual"/>
         </w:rPr>
       </w:pPr>
-      <w:hyperlink w:anchor="_Toc239747684" w:history="1">
+      <w:hyperlink w:anchor="_Toc239918424" w:history="1">
         <w:r>
           <w:rPr>
             <w:rStyle w:val="Hyperlink"/>
@@ -1152,7 +1152,7 @@
             <w:noProof/>
             <w:webHidden/>
           </w:rPr>
-          <w:instrText xml:space="preserve"> PAGEREF _Toc239747684 \h </w:instrText>
+          <w:instrText xml:space="preserve"> PAGEREF _Toc239918424 \h </w:instrText>
         </w:r>
         <w:r>
           <w:rPr>
@@ -1192,7 +1192,7 @@
       <w:pPr>
         <w:pStyle w:val="Heading1"/>
       </w:pPr>
-      <w:bookmarkStart w:id="0" w:name="_Toc239747675"/>
+      <w:bookmarkStart w:id="0" w:name="_Toc239918415"/>
       <w:r>
         <w:t>A. INFORME TÉCNICO TALLER</w:t>
       </w:r>
@@ -1204,7 +1204,7 @@
         <w:pStyle w:val="Heading2"/>
       </w:pPr>
       <w:bookmarkStart w:id="1" w:name="_Toc231546474"/>
-      <w:bookmarkStart w:id="2" w:name="_Toc239747676"/>
+      <w:bookmarkStart w:id="2" w:name="_Toc239918416"/>
       <w:r>
         <w:t>1. Actividad</w:t>
       </w:r>
@@ -1242,7 +1242,7 @@
         <w:pStyle w:val="Heading2"/>
       </w:pPr>
       <w:bookmarkStart w:id="3" w:name="_Toc231546475"/>
-      <w:bookmarkStart w:id="4" w:name="_Toc239747677"/>
+      <w:bookmarkStart w:id="4" w:name="_Toc239918417"/>
       <w:r>
         <w:t>2. Actividad</w:t>
       </w:r>
@@ -1290,7 +1290,7 @@
         <w:pStyle w:val="Heading2"/>
       </w:pPr>
       <w:bookmarkStart w:id="5" w:name="_Toc231546476"/>
-      <w:bookmarkStart w:id="6" w:name="_Toc239747678"/>
+      <w:bookmarkStart w:id="6" w:name="_Toc239918418"/>
       <w:r>
         <w:t>3. Actividad</w:t>
       </w:r>
@@ -1327,15 +1327,9 @@
       <w:pPr>
         <w:pStyle w:val="Heading1"/>
       </w:pPr>
-      <w:bookmarkStart w:id="7" w:name="_Toc239747679"/>
-      <w:r>
-        <w:t xml:space="preserve">B. </w:t>
-      </w:r>
-      <w:r>
-        <w:t xml:space="preserve">INFORME TÉCNICO </w:t>
-      </w:r>
-      <w:r>
-        <w:t>QUIZ</w:t>
+      <w:bookmarkStart w:id="7" w:name="_Toc239918419"/>
+      <w:r>
+        <w:t>B. INFORME TÉCNICO QUIZ</w:t>
       </w:r>
       <w:bookmarkEnd w:id="7"/>
     </w:p>
@@ -1344,7 +1338,7 @@
       <w:pPr>
         <w:pStyle w:val="Heading2"/>
       </w:pPr>
-      <w:bookmarkStart w:id="8" w:name="_Toc239747680"/>
+      <w:bookmarkStart w:id="8" w:name="_Toc239918420"/>
       <w:r>
         <w:t>1. Actividad</w:t>
       </w:r>
@@ -1381,7 +1375,7 @@
       <w:pPr>
         <w:pStyle w:val="Heading2"/>
       </w:pPr>
-      <w:bookmarkStart w:id="9" w:name="_Toc239747681"/>
+      <w:bookmarkStart w:id="9" w:name="_Toc239918421"/>
       <w:r>
         <w:t>2. Actividad</w:t>
       </w:r>
@@ -1427,7 +1421,7 @@
       <w:pPr>
         <w:pStyle w:val="Heading2"/>
       </w:pPr>
-      <w:bookmarkStart w:id="10" w:name="_Toc239747682"/>
+      <w:bookmarkStart w:id="10" w:name="_Toc239918422"/>
       <w:r>
         <w:t>3. Actividad</w:t>
       </w:r>
@@ -1466,7 +1460,7 @@
       </w:pPr>
       <w:bookmarkStart w:id="11" w:name="_Toc205620316"/>
       <w:bookmarkStart w:id="12" w:name="_Toc231546477"/>
-      <w:bookmarkStart w:id="13" w:name="_Toc239747683"/>
+      <w:bookmarkStart w:id="13" w:name="_Toc239918423"/>
       <w:r>
         <w:t>Listado de anexos</w:t>
       </w:r>
@@ -1554,7 +1548,7 @@
       <w:bookmarkStart w:id="14" w:name="_Toc205620317"/>
       <w:bookmarkStart w:id="15" w:name="_Toc225060035"/>
       <w:bookmarkStart w:id="16" w:name="_Toc231546478"/>
-      <w:bookmarkStart w:id="17" w:name="_Toc239747684"/>
+      <w:bookmarkStart w:id="17" w:name="_Toc239918424"/>
       <w:r>
         <w:t>Referencias bibliográficas</w:t>
       </w:r>
